--- a/Guardado/Nómina.docx
+++ b/Guardado/Nómina.docx
@@ -16097,7 +16097,7 @@
                                 <w:sz w:val="16"/>
                                 <w:szCs w:val="16"/>
                               </w:rPr>
-                              <w:t>979,19</w:t>
+                              <w:t>1.097,60</w:t>
                             </w:r>
                           </w:p>
                         </w:txbxContent>
@@ -16138,7 +16138,7 @@
                           <w:sz w:val="16"/>
                           <w:szCs w:val="16"/>
                         </w:rPr>
-                        <w:t>979,19</w:t>
+                        <w:t>1.097,60</w:t>
                       </w:r>
                     </w:p>
                   </w:txbxContent>
@@ -16168,7 +16168,7 @@
         <mc:AlternateContent>
           <mc:Choice Requires="wps">
             <w:drawing>
-              <wp:anchor distT="0" distB="0" distL="114300" distR="114300" simplePos="0" relativeHeight="251641344" behindDoc="0" locked="0" layoutInCell="1" allowOverlap="1" wp14:anchorId="4FE73D4F" wp14:editId="2C476BA7">
+              <wp:anchor distT="0" distB="0" distL="114300" distR="114300" simplePos="0" relativeHeight="251643904" behindDoc="0" locked="0" layoutInCell="1" allowOverlap="1" wp14:anchorId="4FE73D4F" wp14:editId="76588263">
                 <wp:simplePos x="0" y="0"/>
                 <wp:positionH relativeFrom="column">
                   <wp:posOffset>3871016</wp:posOffset>
@@ -16213,7 +16213,14 @@
                                 <w:sz w:val="16"/>
                                 <w:szCs w:val="16"/>
                               </w:rPr>
-                              <w:t>114,52</w:t>
+                              <w:t>114,</w:t>
+                            </w:r>
+                            <w:r>
+                              <w:rPr>
+                                <w:sz w:val="16"/>
+                                <w:szCs w:val="16"/>
+                              </w:rPr>
+                              <w:t>99</w:t>
                             </w:r>
                           </w:p>
                         </w:txbxContent>
@@ -16238,7 +16245,7 @@
           </mc:Choice>
           <mc:Fallback>
             <w:pict>
-              <v:shape w14:anchorId="4FE73D4F" id="_x0000_s1120" type="#_x0000_t202" style="position:absolute;margin-left:304.8pt;margin-top:11.65pt;width:41.1pt;height:20.45pt;z-index:251641344;visibility:visible;mso-wrap-style:square;mso-width-percent:0;mso-height-percent:0;mso-wrap-distance-left:9pt;mso-wrap-distance-top:0;mso-wrap-distance-right:9pt;mso-wrap-distance-bottom:0;mso-position-horizontal:absolute;mso-position-horizontal-relative:text;mso-position-vertical:absolute;mso-position-vertical-relative:text;mso-width-percent:0;mso-height-percent:0;mso-width-relative:margin;mso-height-relative:margin;v-text-anchor:top" o:gfxdata="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" filled="f" stroked="f" strokeweight=".5pt">
+              <v:shape w14:anchorId="4FE73D4F" id="_x0000_s1120" type="#_x0000_t202" style="position:absolute;margin-left:304.8pt;margin-top:11.65pt;width:41.1pt;height:20.45pt;z-index:251643904;visibility:visible;mso-wrap-style:square;mso-width-percent:0;mso-height-percent:0;mso-wrap-distance-left:9pt;mso-wrap-distance-top:0;mso-wrap-distance-right:9pt;mso-wrap-distance-bottom:0;mso-position-horizontal:absolute;mso-position-horizontal-relative:text;mso-position-vertical:absolute;mso-position-vertical-relative:text;mso-width-percent:0;mso-height-percent:0;mso-width-relative:margin;mso-height-relative:margin;v-text-anchor:top" o:gfxdata="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" filled="f" stroked="f" strokeweight=".5pt">
                 <v:textbox>
                   <w:txbxContent>
                     <w:p>
@@ -16254,7 +16261,14 @@
                           <w:sz w:val="16"/>
                           <w:szCs w:val="16"/>
                         </w:rPr>
-                        <w:t>114,52</w:t>
+                        <w:t>114,</w:t>
+                      </w:r>
+                      <w:r>
+                        <w:rPr>
+                          <w:sz w:val="16"/>
+                          <w:szCs w:val="16"/>
+                        </w:rPr>
+                        <w:t>99</w:t>
                       </w:r>
                     </w:p>
                   </w:txbxContent>
@@ -16281,15 +16295,15 @@
         <mc:AlternateContent>
           <mc:Choice Requires="wps">
             <w:drawing>
-              <wp:anchor distT="0" distB="0" distL="114300" distR="114300" simplePos="0" relativeHeight="251644416" behindDoc="0" locked="0" layoutInCell="1" allowOverlap="1" wp14:anchorId="0A638007" wp14:editId="6E053B4D">
+              <wp:anchor distT="0" distB="0" distL="114300" distR="114300" simplePos="0" relativeHeight="251649024" behindDoc="0" locked="0" layoutInCell="1" allowOverlap="1" wp14:anchorId="0A638007" wp14:editId="1AC72101">
                 <wp:simplePos x="0" y="0"/>
                 <wp:positionH relativeFrom="column">
-                  <wp:posOffset>189020</wp:posOffset>
+                  <wp:posOffset>189064</wp:posOffset>
                 </wp:positionH>
                 <wp:positionV relativeFrom="paragraph">
-                  <wp:posOffset>5862</wp:posOffset>
+                  <wp:posOffset>8614</wp:posOffset>
                 </wp:positionV>
-                <wp:extent cx="1004835" cy="259715"/>
+                <wp:extent cx="1473150" cy="259715"/>
                 <wp:effectExtent l="0" t="0" r="0" b="6985"/>
                 <wp:wrapNone/>
                 <wp:docPr id="49135342" name="Cuadro de texto 79"/>
@@ -16301,7 +16315,7 @@
                       <wps:spPr>
                         <a:xfrm>
                           <a:off x="0" y="0"/>
-                          <a:ext cx="1004835" cy="259715"/>
+                          <a:ext cx="1473150" cy="259715"/>
                         </a:xfrm>
                         <a:prstGeom prst="rect">
                           <a:avLst/>
@@ -16326,7 +16340,7 @@
                                 <w:sz w:val="16"/>
                                 <w:szCs w:val="16"/>
                               </w:rPr>
-                              <w:t>Plus convenio</w:t>
+                              <w:t>Complemento Salarial</w:t>
                             </w:r>
                           </w:p>
                         </w:txbxContent>
@@ -16351,7 +16365,7 @@
           </mc:Choice>
           <mc:Fallback>
             <w:pict>
-              <v:shape w14:anchorId="0A638007" id="_x0000_s1121" type="#_x0000_t202" style="position:absolute;margin-left:14.9pt;margin-top:.45pt;width:79.1pt;height:20.45pt;z-index:251644416;visibility:visible;mso-wrap-style:square;mso-width-percent:0;mso-height-percent:0;mso-wrap-distance-left:9pt;mso-wrap-distance-top:0;mso-wrap-distance-right:9pt;mso-wrap-distance-bottom:0;mso-position-horizontal:absolute;mso-position-horizontal-relative:text;mso-position-vertical:absolute;mso-position-vertical-relative:text;mso-width-percent:0;mso-height-percent:0;mso-width-relative:margin;mso-height-relative:margin;v-text-anchor:top" o:gfxdata="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" filled="f" stroked="f" strokeweight=".5pt">
+              <v:shape w14:anchorId="0A638007" id="_x0000_s1121" type="#_x0000_t202" style="position:absolute;margin-left:14.9pt;margin-top:.7pt;width:116pt;height:20.45pt;z-index:251649024;visibility:visible;mso-wrap-style:square;mso-width-percent:0;mso-height-percent:0;mso-wrap-distance-left:9pt;mso-wrap-distance-top:0;mso-wrap-distance-right:9pt;mso-wrap-distance-bottom:0;mso-position-horizontal:absolute;mso-position-horizontal-relative:text;mso-position-vertical:absolute;mso-position-vertical-relative:text;mso-width-percent:0;mso-height-percent:0;mso-width-relative:margin;mso-height-relative:margin;v-text-anchor:top" o:gfxdata="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" filled="f" stroked="f" strokeweight=".5pt">
                 <v:textbox>
                   <w:txbxContent>
                     <w:p>
@@ -16367,7 +16381,7 @@
                           <w:sz w:val="16"/>
                           <w:szCs w:val="16"/>
                         </w:rPr>
-                        <w:t>Plus convenio</w:t>
+                        <w:t>Complemento Salarial</w:t>
                       </w:r>
                     </w:p>
                   </w:txbxContent>
@@ -16385,6 +16399,230 @@
           <w:sz w:val="20"/>
         </w:rPr>
       </w:pPr>
+      <w:r>
+        <w:rPr>
+          <w:rFonts w:ascii="Times New Roman"/>
+          <w:noProof/>
+          <w:sz w:val="20"/>
+        </w:rPr>
+        <mc:AlternateContent>
+          <mc:Choice Requires="wps">
+            <w:drawing>
+              <wp:anchor distT="0" distB="0" distL="114300" distR="114300" simplePos="0" relativeHeight="251673600" behindDoc="0" locked="0" layoutInCell="1" allowOverlap="1" wp14:anchorId="7E440F23" wp14:editId="2777475E">
+                <wp:simplePos x="0" y="0"/>
+                <wp:positionH relativeFrom="column">
+                  <wp:posOffset>3864285</wp:posOffset>
+                </wp:positionH>
+                <wp:positionV relativeFrom="paragraph">
+                  <wp:posOffset>6350</wp:posOffset>
+                </wp:positionV>
+                <wp:extent cx="521970" cy="259715"/>
+                <wp:effectExtent l="0" t="0" r="0" b="6985"/>
+                <wp:wrapNone/>
+                <wp:docPr id="1805250633" name="Cuadro de texto 79"/>
+                <wp:cNvGraphicFramePr/>
+                <a:graphic xmlns:a="http://schemas.openxmlformats.org/drawingml/2006/main">
+                  <a:graphicData uri="http://schemas.microsoft.com/office/word/2010/wordprocessingShape">
+                    <wps:wsp>
+                      <wps:cNvSpPr txBox="1"/>
+                      <wps:spPr>
+                        <a:xfrm>
+                          <a:off x="0" y="0"/>
+                          <a:ext cx="521970" cy="259715"/>
+                        </a:xfrm>
+                        <a:prstGeom prst="rect">
+                          <a:avLst/>
+                        </a:prstGeom>
+                        <a:noFill/>
+                        <a:ln w="6350">
+                          <a:noFill/>
+                        </a:ln>
+                      </wps:spPr>
+                      <wps:txbx>
+                        <w:txbxContent>
+                          <w:p>
+                            <w:pPr>
+                              <w:rPr>
+                                <w:color w:val="000000" w:themeColor="text1"/>
+                                <w:sz w:val="16"/>
+                                <w:szCs w:val="16"/>
+                              </w:rPr>
+                            </w:pPr>
+                            <w:r>
+                              <w:rPr>
+                                <w:sz w:val="16"/>
+                                <w:szCs w:val="16"/>
+                              </w:rPr>
+                              <w:t>114,</w:t>
+                            </w:r>
+                            <w:r>
+                              <w:rPr>
+                                <w:sz w:val="16"/>
+                                <w:szCs w:val="16"/>
+                              </w:rPr>
+                              <w:t>2</w:t>
+                            </w:r>
+                          </w:p>
+                        </w:txbxContent>
+                      </wps:txbx>
+                      <wps:bodyPr rot="0" spcFirstLastPara="0" vertOverflow="overflow" horzOverflow="overflow" vert="horz" wrap="square" lIns="91440" tIns="45720" rIns="91440" bIns="45720" numCol="1" spcCol="0" rtlCol="0" fromWordArt="0" anchor="t" anchorCtr="0" forceAA="0" compatLnSpc="1">
+                        <a:prstTxWarp prst="textNoShape">
+                          <a:avLst/>
+                        </a:prstTxWarp>
+                        <a:noAutofit/>
+                      </wps:bodyPr>
+                    </wps:wsp>
+                  </a:graphicData>
+                </a:graphic>
+                <wp14:sizeRelH relativeFrom="margin">
+                  <wp14:pctWidth>0</wp14:pctWidth>
+                </wp14:sizeRelH>
+                <wp14:sizeRelV relativeFrom="margin">
+                  <wp14:pctHeight>0</wp14:pctHeight>
+                </wp14:sizeRelV>
+              </wp:anchor>
+            </w:drawing>
+          </mc:Choice>
+          <mc:Fallback>
+            <w:pict>
+              <v:shape w14:anchorId="7E440F23" id="_x0000_s1122" type="#_x0000_t202" style="position:absolute;margin-left:304.25pt;margin-top:.5pt;width:41.1pt;height:20.45pt;z-index:251673600;visibility:visible;mso-wrap-style:square;mso-width-percent:0;mso-height-percent:0;mso-wrap-distance-left:9pt;mso-wrap-distance-top:0;mso-wrap-distance-right:9pt;mso-wrap-distance-bottom:0;mso-position-horizontal:absolute;mso-position-horizontal-relative:text;mso-position-vertical:absolute;mso-position-vertical-relative:text;mso-width-percent:0;mso-height-percent:0;mso-width-relative:margin;mso-height-relative:margin;v-text-anchor:top" o:gfxdata="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" filled="f" stroked="f" strokeweight=".5pt">
+                <v:textbox>
+                  <w:txbxContent>
+                    <w:p>
+                      <w:pPr>
+                        <w:rPr>
+                          <w:color w:val="000000" w:themeColor="text1"/>
+                          <w:sz w:val="16"/>
+                          <w:szCs w:val="16"/>
+                        </w:rPr>
+                      </w:pPr>
+                      <w:r>
+                        <w:rPr>
+                          <w:sz w:val="16"/>
+                          <w:szCs w:val="16"/>
+                        </w:rPr>
+                        <w:t>114,</w:t>
+                      </w:r>
+                      <w:r>
+                        <w:rPr>
+                          <w:sz w:val="16"/>
+                          <w:szCs w:val="16"/>
+                        </w:rPr>
+                        <w:t>2</w:t>
+                      </w:r>
+                    </w:p>
+                  </w:txbxContent>
+                </v:textbox>
+              </v:shape>
+            </w:pict>
+          </mc:Fallback>
+        </mc:AlternateContent>
+      </w:r>
+      <w:r>
+        <w:rPr>
+          <w:rFonts w:ascii="Times New Roman"/>
+          <w:noProof/>
+          <w:sz w:val="20"/>
+        </w:rPr>
+        <mc:AlternateContent>
+          <mc:Choice Requires="wps">
+            <w:drawing>
+              <wp:anchor distT="0" distB="0" distL="114300" distR="114300" simplePos="0" relativeHeight="251670528" behindDoc="0" locked="0" layoutInCell="1" allowOverlap="1" wp14:anchorId="18D8EBF2" wp14:editId="16EEC68E">
+                <wp:simplePos x="0" y="0"/>
+                <wp:positionH relativeFrom="column">
+                  <wp:posOffset>189318</wp:posOffset>
+                </wp:positionH>
+                <wp:positionV relativeFrom="paragraph">
+                  <wp:posOffset>14605</wp:posOffset>
+                </wp:positionV>
+                <wp:extent cx="1473150" cy="259715"/>
+                <wp:effectExtent l="0" t="0" r="0" b="6985"/>
+                <wp:wrapNone/>
+                <wp:docPr id="717582881" name="Cuadro de texto 79"/>
+                <wp:cNvGraphicFramePr/>
+                <a:graphic xmlns:a="http://schemas.openxmlformats.org/drawingml/2006/main">
+                  <a:graphicData uri="http://schemas.microsoft.com/office/word/2010/wordprocessingShape">
+                    <wps:wsp>
+                      <wps:cNvSpPr txBox="1"/>
+                      <wps:spPr>
+                        <a:xfrm>
+                          <a:off x="0" y="0"/>
+                          <a:ext cx="1473150" cy="259715"/>
+                        </a:xfrm>
+                        <a:prstGeom prst="rect">
+                          <a:avLst/>
+                        </a:prstGeom>
+                        <a:noFill/>
+                        <a:ln w="6350">
+                          <a:noFill/>
+                        </a:ln>
+                      </wps:spPr>
+                      <wps:txbx>
+                        <w:txbxContent>
+                          <w:p>
+                            <w:pPr>
+                              <w:rPr>
+                                <w:color w:val="000000" w:themeColor="text1"/>
+                                <w:sz w:val="16"/>
+                                <w:szCs w:val="16"/>
+                              </w:rPr>
+                            </w:pPr>
+                            <w:r>
+                              <w:rPr>
+                                <w:sz w:val="16"/>
+                                <w:szCs w:val="16"/>
+                              </w:rPr>
+                              <w:t>Plus Grupo</w:t>
+                            </w:r>
+                          </w:p>
+                        </w:txbxContent>
+                      </wps:txbx>
+                      <wps:bodyPr rot="0" spcFirstLastPara="0" vertOverflow="overflow" horzOverflow="overflow" vert="horz" wrap="square" lIns="91440" tIns="45720" rIns="91440" bIns="45720" numCol="1" spcCol="0" rtlCol="0" fromWordArt="0" anchor="t" anchorCtr="0" forceAA="0" compatLnSpc="1">
+                        <a:prstTxWarp prst="textNoShape">
+                          <a:avLst/>
+                        </a:prstTxWarp>
+                        <a:noAutofit/>
+                      </wps:bodyPr>
+                    </wps:wsp>
+                  </a:graphicData>
+                </a:graphic>
+                <wp14:sizeRelH relativeFrom="margin">
+                  <wp14:pctWidth>0</wp14:pctWidth>
+                </wp14:sizeRelH>
+                <wp14:sizeRelV relativeFrom="margin">
+                  <wp14:pctHeight>0</wp14:pctHeight>
+                </wp14:sizeRelV>
+              </wp:anchor>
+            </w:drawing>
+          </mc:Choice>
+          <mc:Fallback>
+            <w:pict>
+              <v:shape w14:anchorId="18D8EBF2" id="_x0000_s1123" type="#_x0000_t202" style="position:absolute;margin-left:14.9pt;margin-top:1.15pt;width:116pt;height:20.45pt;z-index:251670528;visibility:visible;mso-wrap-style:square;mso-width-percent:0;mso-height-percent:0;mso-wrap-distance-left:9pt;mso-wrap-distance-top:0;mso-wrap-distance-right:9pt;mso-wrap-distance-bottom:0;mso-position-horizontal:absolute;mso-position-horizontal-relative:text;mso-position-vertical:absolute;mso-position-vertical-relative:text;mso-width-percent:0;mso-height-percent:0;mso-width-relative:margin;mso-height-relative:margin;v-text-anchor:top" o:gfxdata="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" filled="f" stroked="f" strokeweight=".5pt">
+                <v:textbox>
+                  <w:txbxContent>
+                    <w:p>
+                      <w:pPr>
+                        <w:rPr>
+                          <w:color w:val="000000" w:themeColor="text1"/>
+                          <w:sz w:val="16"/>
+                          <w:szCs w:val="16"/>
+                        </w:rPr>
+                      </w:pPr>
+                      <w:r>
+                        <w:rPr>
+                          <w:sz w:val="16"/>
+                          <w:szCs w:val="16"/>
+                        </w:rPr>
+                        <w:t>Plus Grupo</w:t>
+                      </w:r>
+                    </w:p>
+                  </w:txbxContent>
+                </v:textbox>
+              </v:shape>
+            </w:pict>
+          </mc:Fallback>
+        </mc:AlternateContent>
+      </w:r>
     </w:p>
     <w:p>
       <w:pPr>
@@ -16495,7 +16733,7 @@
                                 <w:sz w:val="16"/>
                                 <w:szCs w:val="16"/>
                               </w:rPr>
-                              <w:t>273,43</w:t>
+                              <w:t>303,14</w:t>
                             </w:r>
                           </w:p>
                         </w:txbxContent>
@@ -16520,7 +16758,7 @@
           </mc:Choice>
           <mc:Fallback>
             <w:pict>
-              <v:shape w14:anchorId="41B5AC8A" id="_x0000_s1122" type="#_x0000_t202" style="position:absolute;margin-left:306.15pt;margin-top:3.55pt;width:41.1pt;height:20.45pt;z-index:251647488;visibility:visible;mso-wrap-style:square;mso-width-percent:0;mso-height-percent:0;mso-wrap-distance-left:9pt;mso-wrap-distance-top:0;mso-wrap-distance-right:9pt;mso-wrap-distance-bottom:0;mso-position-horizontal:absolute;mso-position-horizontal-relative:text;mso-position-vertical:absolute;mso-position-vertical-relative:text;mso-width-percent:0;mso-height-percent:0;mso-width-relative:margin;mso-height-relative:margin;v-text-anchor:top" o:gfxdata="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" filled="f" stroked="f" strokeweight=".5pt">
+              <v:shape w14:anchorId="41B5AC8A" id="_x0000_s1124" type="#_x0000_t202" style="position:absolute;margin-left:306.15pt;margin-top:3.55pt;width:41.1pt;height:20.45pt;z-index:251647488;visibility:visible;mso-wrap-style:square;mso-width-percent:0;mso-height-percent:0;mso-wrap-distance-left:9pt;mso-wrap-distance-top:0;mso-wrap-distance-right:9pt;mso-wrap-distance-bottom:0;mso-position-horizontal:absolute;mso-position-horizontal-relative:text;mso-position-vertical:absolute;mso-position-vertical-relative:text;mso-width-percent:0;mso-height-percent:0;mso-width-relative:margin;mso-height-relative:margin;v-text-anchor:top" o:gfxdata="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" filled="f" stroked="f" strokeweight=".5pt">
                 <v:textbox>
                   <w:txbxContent>
                     <w:p>
@@ -16536,7 +16774,7 @@
                           <w:sz w:val="16"/>
                           <w:szCs w:val="16"/>
                         </w:rPr>
-                        <w:t>273,43</w:t>
+                        <w:t>303,14</w:t>
                       </w:r>
                     </w:p>
                   </w:txbxContent>
@@ -16661,13 +16899,13 @@
         <mc:AlternateContent>
           <mc:Choice Requires="wps">
             <w:drawing>
-              <wp:anchor distT="0" distB="0" distL="114300" distR="114300" simplePos="0" relativeHeight="251652608" behindDoc="0" locked="0" layoutInCell="1" allowOverlap="1" wp14:anchorId="6276308A" wp14:editId="51D4E77C">
+              <wp:anchor distT="0" distB="0" distL="114300" distR="114300" simplePos="0" relativeHeight="251652608" behindDoc="0" locked="0" layoutInCell="1" allowOverlap="1" wp14:anchorId="6276308A" wp14:editId="55E8E9EC">
                 <wp:simplePos x="0" y="0"/>
                 <wp:positionH relativeFrom="column">
-                  <wp:posOffset>5022277</wp:posOffset>
+                  <wp:posOffset>5022215</wp:posOffset>
                 </wp:positionH>
                 <wp:positionV relativeFrom="paragraph">
-                  <wp:posOffset>74881</wp:posOffset>
+                  <wp:posOffset>49834</wp:posOffset>
                 </wp:positionV>
                 <wp:extent cx="542611" cy="259715"/>
                 <wp:effectExtent l="0" t="0" r="0" b="6985"/>
@@ -16706,7 +16944,7 @@
                                 <w:sz w:val="16"/>
                                 <w:szCs w:val="16"/>
                               </w:rPr>
-                              <w:t>1367,14</w:t>
+                              <w:t>1.629,93</w:t>
                             </w:r>
                           </w:p>
                         </w:txbxContent>
@@ -16731,7 +16969,7 @@
           </mc:Choice>
           <mc:Fallback>
             <w:pict>
-              <v:shape w14:anchorId="6276308A" id="_x0000_s1123" type="#_x0000_t202" style="position:absolute;margin-left:395.45pt;margin-top:5.9pt;width:42.75pt;height:20.45pt;z-index:251652608;visibility:visible;mso-wrap-style:square;mso-width-percent:0;mso-height-percent:0;mso-wrap-distance-left:9pt;mso-wrap-distance-top:0;mso-wrap-distance-right:9pt;mso-wrap-distance-bottom:0;mso-position-horizontal:absolute;mso-position-horizontal-relative:text;mso-position-vertical:absolute;mso-position-vertical-relative:text;mso-width-percent:0;mso-height-percent:0;mso-width-relative:margin;mso-height-relative:margin;v-text-anchor:top" o:gfxdata="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" filled="f" stroked="f" strokeweight=".5pt">
+              <v:shape w14:anchorId="6276308A" id="_x0000_s1125" type="#_x0000_t202" style="position:absolute;margin-left:395.45pt;margin-top:3.9pt;width:42.75pt;height:20.45pt;z-index:251652608;visibility:visible;mso-wrap-style:square;mso-width-percent:0;mso-height-percent:0;mso-wrap-distance-left:9pt;mso-wrap-distance-top:0;mso-wrap-distance-right:9pt;mso-wrap-distance-bottom:0;mso-position-horizontal:absolute;mso-position-horizontal-relative:text;mso-position-vertical:absolute;mso-position-vertical-relative:text;mso-width-percent:0;mso-height-percent:0;mso-width-relative:margin;mso-height-relative:margin;v-text-anchor:top" o:gfxdata="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" filled="f" stroked="f" strokeweight=".5pt">
                 <v:textbox>
                   <w:txbxContent>
                     <w:p>
@@ -16747,7 +16985,7 @@
                           <w:sz w:val="16"/>
                           <w:szCs w:val="16"/>
                         </w:rPr>
-                        <w:t>1367,14</w:t>
+                        <w:t>1.629,93</w:t>
                       </w:r>
                     </w:p>
                   </w:txbxContent>
@@ -16843,7 +17081,28 @@
                                 <w:sz w:val="16"/>
                                 <w:szCs w:val="16"/>
                               </w:rPr>
-                              <w:t>21,87</w:t>
+                              <w:t>2</w:t>
+                            </w:r>
+                            <w:r>
+                              <w:rPr>
+                                <w:sz w:val="16"/>
+                                <w:szCs w:val="16"/>
+                              </w:rPr>
+                              <w:t>6,07</w:t>
+                            </w:r>
+                            <w:r>
+                              <w:rPr>
+                                <w:sz w:val="16"/>
+                                <w:szCs w:val="16"/>
+                              </w:rPr>
+                              <w:tab/>
+                            </w:r>
+                            <w:r>
+                              <w:rPr>
+                                <w:sz w:val="16"/>
+                                <w:szCs w:val="16"/>
+                              </w:rPr>
+                              <w:t>7</w:t>
                             </w:r>
                           </w:p>
                         </w:txbxContent>
@@ -16868,7 +17127,7 @@
           </mc:Choice>
           <mc:Fallback>
             <w:pict>
-              <v:shape w14:anchorId="2340597E" id="_x0000_s1124" type="#_x0000_t202" style="position:absolute;margin-left:303.4pt;margin-top:10.65pt;width:42.7pt;height:20.45pt;z-index:251704832;visibility:visible;mso-wrap-style:square;mso-width-percent:0;mso-height-percent:0;mso-wrap-distance-left:9pt;mso-wrap-distance-top:0;mso-wrap-distance-right:9pt;mso-wrap-distance-bottom:0;mso-position-horizontal:absolute;mso-position-horizontal-relative:text;mso-position-vertical:absolute;mso-position-vertical-relative:text;mso-width-percent:0;mso-height-percent:0;mso-width-relative:margin;mso-height-relative:margin;v-text-anchor:top" o:gfxdata="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" filled="f" stroked="f" strokeweight=".5pt">
+              <v:shape w14:anchorId="2340597E" id="_x0000_s1126" type="#_x0000_t202" style="position:absolute;margin-left:303.4pt;margin-top:10.65pt;width:42.7pt;height:20.45pt;z-index:251704832;visibility:visible;mso-wrap-style:square;mso-width-percent:0;mso-height-percent:0;mso-wrap-distance-left:9pt;mso-wrap-distance-top:0;mso-wrap-distance-right:9pt;mso-wrap-distance-bottom:0;mso-position-horizontal:absolute;mso-position-horizontal-relative:text;mso-position-vertical:absolute;mso-position-vertical-relative:text;mso-width-percent:0;mso-height-percent:0;mso-width-relative:margin;mso-height-relative:margin;v-text-anchor:top" o:gfxdata="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" filled="f" stroked="f" strokeweight=".5pt">
                 <v:textbox>
                   <w:txbxContent>
                     <w:p>
@@ -16884,7 +17143,28 @@
                           <w:sz w:val="16"/>
                           <w:szCs w:val="16"/>
                         </w:rPr>
-                        <w:t>21,87</w:t>
+                        <w:t>2</w:t>
+                      </w:r>
+                      <w:r>
+                        <w:rPr>
+                          <w:sz w:val="16"/>
+                          <w:szCs w:val="16"/>
+                        </w:rPr>
+                        <w:t>6,07</w:t>
+                      </w:r>
+                      <w:r>
+                        <w:rPr>
+                          <w:sz w:val="16"/>
+                          <w:szCs w:val="16"/>
+                        </w:rPr>
+                        <w:tab/>
+                      </w:r>
+                      <w:r>
+                        <w:rPr>
+                          <w:sz w:val="16"/>
+                          <w:szCs w:val="16"/>
+                        </w:rPr>
+                        <w:t>7</w:t>
                       </w:r>
                     </w:p>
                   </w:txbxContent>
@@ -16948,7 +17228,7 @@
                                 <w:sz w:val="16"/>
                                 <w:szCs w:val="16"/>
                               </w:rPr>
-                              <w:t>65,9</w:t>
+                              <w:t>76,60</w:t>
                             </w:r>
                           </w:p>
                         </w:txbxContent>
@@ -16973,7 +17253,7 @@
           </mc:Choice>
           <mc:Fallback>
             <w:pict>
-              <v:shape w14:anchorId="1FFD9E5A" id="_x0000_s1125" type="#_x0000_t202" style="position:absolute;margin-left:303.35pt;margin-top:.35pt;width:42.75pt;height:20.45pt;z-index:251700736;visibility:visible;mso-wrap-style:square;mso-width-percent:0;mso-height-percent:0;mso-wrap-distance-left:9pt;mso-wrap-distance-top:0;mso-wrap-distance-right:9pt;mso-wrap-distance-bottom:0;mso-position-horizontal:absolute;mso-position-horizontal-relative:text;mso-position-vertical:absolute;mso-position-vertical-relative:text;mso-width-percent:0;mso-height-percent:0;mso-width-relative:margin;mso-height-relative:margin;v-text-anchor:top" o:gfxdata="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" filled="f" stroked="f" strokeweight=".5pt">
+              <v:shape w14:anchorId="1FFD9E5A" id="_x0000_s1127" type="#_x0000_t202" style="position:absolute;margin-left:303.35pt;margin-top:.35pt;width:42.75pt;height:20.45pt;z-index:251700736;visibility:visible;mso-wrap-style:square;mso-width-percent:0;mso-height-percent:0;mso-wrap-distance-left:9pt;mso-wrap-distance-top:0;mso-wrap-distance-right:9pt;mso-wrap-distance-bottom:0;mso-position-horizontal:absolute;mso-position-horizontal-relative:text;mso-position-vertical:absolute;mso-position-vertical-relative:text;mso-width-percent:0;mso-height-percent:0;mso-width-relative:margin;mso-height-relative:margin;v-text-anchor:top" o:gfxdata="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" filled="f" stroked="f" strokeweight=".5pt">
                 <v:textbox>
                   <w:txbxContent>
                     <w:p>
@@ -16989,7 +17269,7 @@
                           <w:sz w:val="16"/>
                           <w:szCs w:val="16"/>
                         </w:rPr>
-                        <w:t>65,9</w:t>
+                        <w:t>76,60</w:t>
                       </w:r>
                     </w:p>
                   </w:txbxContent>
@@ -17078,7 +17358,7 @@
           </mc:Choice>
           <mc:Fallback>
             <w:pict>
-              <v:shape w14:anchorId="5DB033E5" id="_x0000_s1126" type="#_x0000_t202" style="position:absolute;margin-left:223.15pt;margin-top:11.1pt;width:42.75pt;height:20.45pt;z-index:251692544;visibility:visible;mso-wrap-style:square;mso-width-percent:0;mso-height-percent:0;mso-wrap-distance-left:9pt;mso-wrap-distance-top:0;mso-wrap-distance-right:9pt;mso-wrap-distance-bottom:0;mso-position-horizontal:absolute;mso-position-horizontal-relative:text;mso-position-vertical:absolute;mso-position-vertical-relative:text;mso-width-percent:0;mso-height-percent:0;mso-width-relative:margin;mso-height-relative:margin;v-text-anchor:top" o:gfxdata="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" filled="f" stroked="f" strokeweight=".5pt">
+              <v:shape w14:anchorId="5DB033E5" id="_x0000_s1128" type="#_x0000_t202" style="position:absolute;margin-left:223.15pt;margin-top:11.1pt;width:42.75pt;height:20.45pt;z-index:251692544;visibility:visible;mso-wrap-style:square;mso-width-percent:0;mso-height-percent:0;mso-wrap-distance-left:9pt;mso-wrap-distance-top:0;mso-wrap-distance-right:9pt;mso-wrap-distance-bottom:0;mso-position-horizontal:absolute;mso-position-horizontal-relative:text;mso-position-vertical:absolute;mso-position-vertical-relative:text;mso-width-percent:0;mso-height-percent:0;mso-width-relative:margin;mso-height-relative:margin;v-text-anchor:top" o:gfxdata="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" filled="f" stroked="f" strokeweight=".5pt">
                 <v:textbox>
                   <w:txbxContent>
                     <w:p>
@@ -17158,7 +17438,14 @@
                                 <w:sz w:val="16"/>
                                 <w:szCs w:val="16"/>
                               </w:rPr>
-                              <w:t>4,82%</w:t>
+                              <w:t>4,7</w:t>
+                            </w:r>
+                            <w:r>
+                              <w:rPr>
+                                <w:sz w:val="16"/>
+                                <w:szCs w:val="16"/>
+                              </w:rPr>
+                              <w:t>%</w:t>
                             </w:r>
                           </w:p>
                         </w:txbxContent>
@@ -17183,7 +17470,7 @@
           </mc:Choice>
           <mc:Fallback>
             <w:pict>
-              <v:shape w14:anchorId="44E5B9C7" id="_x0000_s1127" type="#_x0000_t202" style="position:absolute;margin-left:223.05pt;margin-top:.5pt;width:42.75pt;height:20.45pt;z-index:251685376;visibility:visible;mso-wrap-style:square;mso-width-percent:0;mso-height-percent:0;mso-wrap-distance-left:9pt;mso-wrap-distance-top:0;mso-wrap-distance-right:9pt;mso-wrap-distance-bottom:0;mso-position-horizontal:absolute;mso-position-horizontal-relative:text;mso-position-vertical:absolute;mso-position-vertical-relative:text;mso-width-percent:0;mso-height-percent:0;mso-width-relative:margin;mso-height-relative:margin;v-text-anchor:top" o:gfxdata="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" filled="f" stroked="f" strokeweight=".5pt">
+              <v:shape w14:anchorId="44E5B9C7" id="_x0000_s1129" type="#_x0000_t202" style="position:absolute;margin-left:223.05pt;margin-top:.5pt;width:42.75pt;height:20.45pt;z-index:251685376;visibility:visible;mso-wrap-style:square;mso-width-percent:0;mso-height-percent:0;mso-wrap-distance-left:9pt;mso-wrap-distance-top:0;mso-wrap-distance-right:9pt;mso-wrap-distance-bottom:0;mso-position-horizontal:absolute;mso-position-horizontal-relative:text;mso-position-vertical:absolute;mso-position-vertical-relative:text;mso-width-percent:0;mso-height-percent:0;mso-width-relative:margin;mso-height-relative:margin;v-text-anchor:top" o:gfxdata="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" filled="f" stroked="f" strokeweight=".5pt">
                 <v:textbox>
                   <w:txbxContent>
                     <w:p>
@@ -17199,7 +17486,14 @@
                           <w:sz w:val="16"/>
                           <w:szCs w:val="16"/>
                         </w:rPr>
-                        <w:t>4,82%</w:t>
+                        <w:t>4,7</w:t>
+                      </w:r>
+                      <w:r>
+                        <w:rPr>
+                          <w:sz w:val="16"/>
+                          <w:szCs w:val="16"/>
+                        </w:rPr>
+                        <w:t>%</w:t>
                       </w:r>
                     </w:p>
                   </w:txbxContent>
@@ -17263,7 +17557,7 @@
                                 <w:sz w:val="16"/>
                                 <w:szCs w:val="16"/>
                               </w:rPr>
-                              <w:t>1367,14</w:t>
+                              <w:t>1.629,93</w:t>
                             </w:r>
                           </w:p>
                         </w:txbxContent>
@@ -17288,7 +17582,7 @@
           </mc:Choice>
           <mc:Fallback>
             <w:pict>
-              <v:shape w14:anchorId="56F80EC9" id="_x0000_s1128" type="#_x0000_t202" style="position:absolute;margin-left:154.25pt;margin-top:.35pt;width:42.75pt;height:20.45pt;z-index:251663872;visibility:visible;mso-wrap-style:square;mso-width-percent:0;mso-height-percent:0;mso-wrap-distance-left:9pt;mso-wrap-distance-top:0;mso-wrap-distance-right:9pt;mso-wrap-distance-bottom:0;mso-position-horizontal:absolute;mso-position-horizontal-relative:text;mso-position-vertical:absolute;mso-position-vertical-relative:text;mso-width-percent:0;mso-height-percent:0;mso-width-relative:margin;mso-height-relative:margin;v-text-anchor:top" o:gfxdata="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" filled="f" stroked="f" strokeweight=".5pt">
+              <v:shape w14:anchorId="56F80EC9" id="_x0000_s1130" type="#_x0000_t202" style="position:absolute;margin-left:154.25pt;margin-top:.35pt;width:42.75pt;height:20.45pt;z-index:251663872;visibility:visible;mso-wrap-style:square;mso-width-percent:0;mso-height-percent:0;mso-wrap-distance-left:9pt;mso-wrap-distance-top:0;mso-wrap-distance-right:9pt;mso-wrap-distance-bottom:0;mso-position-horizontal:absolute;mso-position-horizontal-relative:text;mso-position-vertical:absolute;mso-position-vertical-relative:text;mso-width-percent:0;mso-height-percent:0;mso-width-relative:margin;mso-height-relative:margin;v-text-anchor:top" o:gfxdata="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" filled="f" stroked="f" strokeweight=".5pt">
                 <v:textbox>
                   <w:txbxContent>
                     <w:p>
@@ -17304,7 +17598,7 @@
                           <w:sz w:val="16"/>
                           <w:szCs w:val="16"/>
                         </w:rPr>
-                        <w:t>1367,14</w:t>
+                        <w:t>1.629,93</w:t>
                       </w:r>
                     </w:p>
                   </w:txbxContent>
@@ -17376,7 +17670,14 @@
                                 <w:sz w:val="16"/>
                                 <w:szCs w:val="16"/>
                               </w:rPr>
-                              <w:t>1,37</w:t>
+                              <w:t>1,</w:t>
+                            </w:r>
+                            <w:r>
+                              <w:rPr>
+                                <w:sz w:val="16"/>
+                                <w:szCs w:val="16"/>
+                              </w:rPr>
+                              <w:t>62</w:t>
                             </w:r>
                           </w:p>
                         </w:txbxContent>
@@ -17401,7 +17702,7 @@
           </mc:Choice>
           <mc:Fallback>
             <w:pict>
-              <v:shape w14:anchorId="72D60394" id="_x0000_s1129" type="#_x0000_t202" style="position:absolute;margin-left:303.35pt;margin-top:10.25pt;width:42.75pt;height:20.45pt;z-index:251706880;visibility:visible;mso-wrap-style:square;mso-width-percent:0;mso-height-percent:0;mso-wrap-distance-left:9pt;mso-wrap-distance-top:0;mso-wrap-distance-right:9pt;mso-wrap-distance-bottom:0;mso-position-horizontal:absolute;mso-position-horizontal-relative:text;mso-position-vertical:absolute;mso-position-vertical-relative:text;mso-width-percent:0;mso-height-percent:0;mso-width-relative:margin;mso-height-relative:margin;v-text-anchor:top" o:gfxdata="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" filled="f" stroked="f" strokeweight=".5pt">
+              <v:shape w14:anchorId="72D60394" id="_x0000_s1131" type="#_x0000_t202" style="position:absolute;margin-left:303.35pt;margin-top:10.25pt;width:42.75pt;height:20.45pt;z-index:251706880;visibility:visible;mso-wrap-style:square;mso-width-percent:0;mso-height-percent:0;mso-wrap-distance-left:9pt;mso-wrap-distance-top:0;mso-wrap-distance-right:9pt;mso-wrap-distance-bottom:0;mso-position-horizontal:absolute;mso-position-horizontal-relative:text;mso-position-vertical:absolute;mso-position-vertical-relative:text;mso-width-percent:0;mso-height-percent:0;mso-width-relative:margin;mso-height-relative:margin;v-text-anchor:top" o:gfxdata="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" filled="f" stroked="f" strokeweight=".5pt">
                 <v:textbox>
                   <w:txbxContent>
                     <w:p>
@@ -17417,7 +17718,14 @@
                           <w:sz w:val="16"/>
                           <w:szCs w:val="16"/>
                         </w:rPr>
-                        <w:t>1,37</w:t>
+                        <w:t>1,</w:t>
+                      </w:r>
+                      <w:r>
+                        <w:rPr>
+                          <w:sz w:val="16"/>
+                          <w:szCs w:val="16"/>
+                        </w:rPr>
+                        <w:t>62</w:t>
                       </w:r>
                     </w:p>
                   </w:txbxContent>
@@ -17481,7 +17789,7 @@
                                 <w:sz w:val="16"/>
                                 <w:szCs w:val="16"/>
                               </w:rPr>
-                              <w:t>1367,14</w:t>
+                              <w:t>1.629,93</w:t>
                             </w:r>
                           </w:p>
                         </w:txbxContent>
@@ -17506,7 +17814,7 @@
           </mc:Choice>
           <mc:Fallback>
             <w:pict>
-              <v:shape w14:anchorId="04495B87" id="_x0000_s1130" type="#_x0000_t202" style="position:absolute;margin-left:154.25pt;margin-top:.7pt;width:42.75pt;height:20.45pt;z-index:251672064;visibility:visible;mso-wrap-style:square;mso-width-percent:0;mso-height-percent:0;mso-wrap-distance-left:9pt;mso-wrap-distance-top:0;mso-wrap-distance-right:9pt;mso-wrap-distance-bottom:0;mso-position-horizontal:absolute;mso-position-horizontal-relative:text;mso-position-vertical:absolute;mso-position-vertical-relative:text;mso-width-percent:0;mso-height-percent:0;mso-width-relative:margin;mso-height-relative:margin;v-text-anchor:top" o:gfxdata="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" filled="f" stroked="f" strokeweight=".5pt">
+              <v:shape w14:anchorId="04495B87" id="_x0000_s1132" type="#_x0000_t202" style="position:absolute;margin-left:154.25pt;margin-top:.7pt;width:42.75pt;height:20.45pt;z-index:251672064;visibility:visible;mso-wrap-style:square;mso-width-percent:0;mso-height-percent:0;mso-wrap-distance-left:9pt;mso-wrap-distance-top:0;mso-wrap-distance-right:9pt;mso-wrap-distance-bottom:0;mso-position-horizontal:absolute;mso-position-horizontal-relative:text;mso-position-vertical:absolute;mso-position-vertical-relative:text;mso-width-percent:0;mso-height-percent:0;mso-width-relative:margin;mso-height-relative:margin;v-text-anchor:top" o:gfxdata="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" filled="f" stroked="f" strokeweight=".5pt">
                 <v:textbox>
                   <w:txbxContent>
                     <w:p>
@@ -17522,7 +17830,7 @@
                           <w:sz w:val="16"/>
                           <w:szCs w:val="16"/>
                         </w:rPr>
-                        <w:t>1367,14</w:t>
+                        <w:t>1.629,93</w:t>
                       </w:r>
                     </w:p>
                   </w:txbxContent>
@@ -17595,7 +17903,7 @@
                                 <w:sz w:val="16"/>
                                 <w:szCs w:val="16"/>
                               </w:rPr>
-                              <w:t>0,10%</w:t>
+                              <w:t>0,1%</w:t>
                             </w:r>
                           </w:p>
                         </w:txbxContent>
@@ -17620,7 +17928,7 @@
           </mc:Choice>
           <mc:Fallback>
             <w:pict>
-              <v:shape w14:anchorId="64D41D0B" id="_x0000_s1131" type="#_x0000_t202" style="position:absolute;margin-left:223.1pt;margin-top:.55pt;width:42.75pt;height:20.45pt;z-index:251696640;visibility:visible;mso-wrap-style:square;mso-width-percent:0;mso-height-percent:0;mso-wrap-distance-left:9pt;mso-wrap-distance-top:0;mso-wrap-distance-right:9pt;mso-wrap-distance-bottom:0;mso-position-horizontal:absolute;mso-position-horizontal-relative:text;mso-position-vertical:absolute;mso-position-vertical-relative:text;mso-width-percent:0;mso-height-percent:0;mso-width-relative:margin;mso-height-relative:margin;v-text-anchor:top" o:gfxdata="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" filled="f" stroked="f" strokeweight=".5pt">
+              <v:shape w14:anchorId="64D41D0B" id="_x0000_s1133" type="#_x0000_t202" style="position:absolute;margin-left:223.1pt;margin-top:.55pt;width:42.75pt;height:20.45pt;z-index:251696640;visibility:visible;mso-wrap-style:square;mso-width-percent:0;mso-height-percent:0;mso-wrap-distance-left:9pt;mso-wrap-distance-top:0;mso-wrap-distance-right:9pt;mso-wrap-distance-bottom:0;mso-position-horizontal:absolute;mso-position-horizontal-relative:text;mso-position-vertical:absolute;mso-position-vertical-relative:text;mso-width-percent:0;mso-height-percent:0;mso-width-relative:margin;mso-height-relative:margin;v-text-anchor:top" o:gfxdata="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" filled="f" stroked="f" strokeweight=".5pt">
                 <v:textbox>
                   <w:txbxContent>
                     <w:p>
@@ -17637,7 +17945,7 @@
                           <w:sz w:val="16"/>
                           <w:szCs w:val="16"/>
                         </w:rPr>
-                        <w:t>0,10%</w:t>
+                        <w:t>0,1%</w:t>
                       </w:r>
                     </w:p>
                   </w:txbxContent>
@@ -17701,7 +18009,7 @@
                                 <w:sz w:val="16"/>
                                 <w:szCs w:val="16"/>
                               </w:rPr>
-                              <w:t>1367,14</w:t>
+                              <w:t>1.629,93</w:t>
                             </w:r>
                           </w:p>
                         </w:txbxContent>
@@ -17726,7 +18034,7 @@
           </mc:Choice>
           <mc:Fallback>
             <w:pict>
-              <v:shape w14:anchorId="51B26D2E" id="_x0000_s1132" type="#_x0000_t202" style="position:absolute;margin-left:154.3pt;margin-top:.75pt;width:42.75pt;height:20.45pt;z-index:251677184;visibility:visible;mso-wrap-style:square;mso-width-percent:0;mso-height-percent:0;mso-wrap-distance-left:9pt;mso-wrap-distance-top:0;mso-wrap-distance-right:9pt;mso-wrap-distance-bottom:0;mso-position-horizontal:absolute;mso-position-horizontal-relative:text;mso-position-vertical:absolute;mso-position-vertical-relative:text;mso-width-percent:0;mso-height-percent:0;mso-width-relative:margin;mso-height-relative:margin;v-text-anchor:top" o:gfxdata="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" filled="f" stroked="f" strokeweight=".5pt">
+              <v:shape w14:anchorId="51B26D2E" id="_x0000_s1134" type="#_x0000_t202" style="position:absolute;margin-left:154.3pt;margin-top:.75pt;width:42.75pt;height:20.45pt;z-index:251677184;visibility:visible;mso-wrap-style:square;mso-width-percent:0;mso-height-percent:0;mso-wrap-distance-left:9pt;mso-wrap-distance-top:0;mso-wrap-distance-right:9pt;mso-wrap-distance-bottom:0;mso-position-horizontal:absolute;mso-position-horizontal-relative:text;mso-position-vertical:absolute;mso-position-vertical-relative:text;mso-width-percent:0;mso-height-percent:0;mso-width-relative:margin;mso-height-relative:margin;v-text-anchor:top" o:gfxdata="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" filled="f" stroked="f" strokeweight=".5pt">
                 <v:textbox>
                   <w:txbxContent>
                     <w:p>
@@ -17742,7 +18050,7 @@
                           <w:sz w:val="16"/>
                           <w:szCs w:val="16"/>
                         </w:rPr>
-                        <w:t>1367,14</w:t>
+                        <w:t>1.629,93</w:t>
                       </w:r>
                     </w:p>
                   </w:txbxContent>
@@ -17823,7 +18131,7 @@
                                 <w:sz w:val="16"/>
                                 <w:szCs w:val="16"/>
                               </w:rPr>
-                              <w:t>88,59</w:t>
+                              <w:t>104,29</w:t>
                             </w:r>
                           </w:p>
                         </w:txbxContent>
@@ -17848,7 +18156,7 @@
           </mc:Choice>
           <mc:Fallback>
             <w:pict>
-              <v:shape w14:anchorId="6A05C808" id="_x0000_s1133" type="#_x0000_t202" style="position:absolute;margin-left:306.3pt;margin-top:9.1pt;width:42.75pt;height:20.45pt;z-index:251718144;visibility:visible;mso-wrap-style:square;mso-width-percent:0;mso-height-percent:0;mso-wrap-distance-left:9pt;mso-wrap-distance-top:0;mso-wrap-distance-right:9pt;mso-wrap-distance-bottom:0;mso-position-horizontal:absolute;mso-position-horizontal-relative:text;mso-position-vertical:absolute;mso-position-vertical-relative:text;mso-width-percent:0;mso-height-percent:0;mso-width-relative:margin;mso-height-relative:margin;v-text-anchor:top" o:gfxdata="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" filled="f" stroked="f" strokeweight=".5pt">
+              <v:shape w14:anchorId="6A05C808" id="_x0000_s1135" type="#_x0000_t202" style="position:absolute;margin-left:306.3pt;margin-top:9.1pt;width:42.75pt;height:20.45pt;z-index:251718144;visibility:visible;mso-wrap-style:square;mso-width-percent:0;mso-height-percent:0;mso-wrap-distance-left:9pt;mso-wrap-distance-top:0;mso-wrap-distance-right:9pt;mso-wrap-distance-bottom:0;mso-position-horizontal:absolute;mso-position-horizontal-relative:text;mso-position-vertical:absolute;mso-position-vertical-relative:text;mso-width-percent:0;mso-height-percent:0;mso-width-relative:margin;mso-height-relative:margin;v-text-anchor:top" o:gfxdata="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" filled="f" stroked="f" strokeweight=".5pt">
                 <v:textbox>
                   <w:txbxContent>
                     <w:p>
@@ -17864,112 +18172,7 @@
                           <w:sz w:val="16"/>
                           <w:szCs w:val="16"/>
                         </w:rPr>
-                        <w:t>88,59</w:t>
-                      </w:r>
-                    </w:p>
-                  </w:txbxContent>
-                </v:textbox>
-              </v:shape>
-            </w:pict>
-          </mc:Fallback>
-        </mc:AlternateContent>
-      </w:r>
-      <w:r>
-        <w:rPr>
-          <w:rFonts w:ascii="Times New Roman"/>
-          <w:noProof/>
-          <w:sz w:val="20"/>
-        </w:rPr>
-        <mc:AlternateContent>
-          <mc:Choice Requires="wps">
-            <w:drawing>
-              <wp:anchor distT="0" distB="0" distL="114300" distR="114300" simplePos="0" relativeHeight="251713024" behindDoc="0" locked="0" layoutInCell="1" allowOverlap="1" wp14:anchorId="3F4CBF33" wp14:editId="0153F68F">
-                <wp:simplePos x="0" y="0"/>
-                <wp:positionH relativeFrom="column">
-                  <wp:posOffset>3340100</wp:posOffset>
-                </wp:positionH>
-                <wp:positionV relativeFrom="paragraph">
-                  <wp:posOffset>226266</wp:posOffset>
-                </wp:positionV>
-                <wp:extent cx="542611" cy="259715"/>
-                <wp:effectExtent l="0" t="0" r="0" b="6985"/>
-                <wp:wrapNone/>
-                <wp:docPr id="1061850968" name="Cuadro de texto 79"/>
-                <wp:cNvGraphicFramePr/>
-                <a:graphic xmlns:a="http://schemas.openxmlformats.org/drawingml/2006/main">
-                  <a:graphicData uri="http://schemas.microsoft.com/office/word/2010/wordprocessingShape">
-                    <wps:wsp>
-                      <wps:cNvSpPr txBox="1"/>
-                      <wps:spPr>
-                        <a:xfrm>
-                          <a:off x="0" y="0"/>
-                          <a:ext cx="542611" cy="259715"/>
-                        </a:xfrm>
-                        <a:prstGeom prst="rect">
-                          <a:avLst/>
-                        </a:prstGeom>
-                        <a:noFill/>
-                        <a:ln w="6350">
-                          <a:noFill/>
-                        </a:ln>
-                      </wps:spPr>
-                      <wps:txbx>
-                        <w:txbxContent>
-                          <w:p>
-                            <w:pPr>
-                              <w:rPr>
-                                <w:color w:val="000000" w:themeColor="text1"/>
-                                <w:sz w:val="16"/>
-                                <w:szCs w:val="16"/>
-                              </w:rPr>
-                            </w:pPr>
-                            <w:r>
-                              <w:rPr>
-                                <w:sz w:val="16"/>
-                                <w:szCs w:val="16"/>
-                              </w:rPr>
-                              <w:t>2%</w:t>
-                            </w:r>
-                          </w:p>
-                        </w:txbxContent>
-                      </wps:txbx>
-                      <wps:bodyPr rot="0" spcFirstLastPara="0" vertOverflow="overflow" horzOverflow="overflow" vert="horz" wrap="square" lIns="91440" tIns="45720" rIns="91440" bIns="45720" numCol="1" spcCol="0" rtlCol="0" fromWordArt="0" anchor="t" anchorCtr="0" forceAA="0" compatLnSpc="1">
-                        <a:prstTxWarp prst="textNoShape">
-                          <a:avLst/>
-                        </a:prstTxWarp>
-                        <a:noAutofit/>
-                      </wps:bodyPr>
-                    </wps:wsp>
-                  </a:graphicData>
-                </a:graphic>
-                <wp14:sizeRelH relativeFrom="margin">
-                  <wp14:pctWidth>0</wp14:pctWidth>
-                </wp14:sizeRelH>
-                <wp14:sizeRelV relativeFrom="margin">
-                  <wp14:pctHeight>0</wp14:pctHeight>
-                </wp14:sizeRelV>
-              </wp:anchor>
-            </w:drawing>
-          </mc:Choice>
-          <mc:Fallback>
-            <w:pict>
-              <v:shape w14:anchorId="3F4CBF33" id="_x0000_s1134" type="#_x0000_t202" style="position:absolute;margin-left:263pt;margin-top:17.8pt;width:42.75pt;height:20.45pt;z-index:251713024;visibility:visible;mso-wrap-style:square;mso-width-percent:0;mso-height-percent:0;mso-wrap-distance-left:9pt;mso-wrap-distance-top:0;mso-wrap-distance-right:9pt;mso-wrap-distance-bottom:0;mso-position-horizontal:absolute;mso-position-horizontal-relative:text;mso-position-vertical:absolute;mso-position-vertical-relative:text;mso-width-percent:0;mso-height-percent:0;mso-width-relative:margin;mso-height-relative:margin;v-text-anchor:top" o:gfxdata="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" filled="f" stroked="f" strokeweight=".5pt">
-                <v:textbox>
-                  <w:txbxContent>
-                    <w:p>
-                      <w:pPr>
-                        <w:rPr>
-                          <w:color w:val="000000" w:themeColor="text1"/>
-                          <w:sz w:val="16"/>
-                          <w:szCs w:val="16"/>
-                        </w:rPr>
-                      </w:pPr>
-                      <w:r>
-                        <w:rPr>
-                          <w:sz w:val="16"/>
-                          <w:szCs w:val="16"/>
-                        </w:rPr>
-                        <w:t>2%</w:t>
+                        <w:t>104,29</w:t>
                       </w:r>
                     </w:p>
                   </w:txbxContent>
@@ -17994,118 +18197,13 @@
         <w:rPr>
           <w:rFonts w:ascii="Times New Roman"/>
           <w:noProof/>
-          <w:sz w:val="20"/>
-        </w:rPr>
-        <mc:AlternateContent>
-          <mc:Choice Requires="wps">
-            <w:drawing>
-              <wp:anchor distT="0" distB="0" distL="114300" distR="114300" simplePos="0" relativeHeight="251724288" behindDoc="0" locked="0" layoutInCell="1" allowOverlap="1" wp14:anchorId="4666A809" wp14:editId="1C1D4939">
-                <wp:simplePos x="0" y="0"/>
-                <wp:positionH relativeFrom="column">
-                  <wp:posOffset>3890645</wp:posOffset>
-                </wp:positionH>
-                <wp:positionV relativeFrom="paragraph">
-                  <wp:posOffset>123619</wp:posOffset>
-                </wp:positionV>
-                <wp:extent cx="542290" cy="259715"/>
-                <wp:effectExtent l="0" t="0" r="0" b="6985"/>
-                <wp:wrapNone/>
-                <wp:docPr id="1463626339" name="Cuadro de texto 79"/>
-                <wp:cNvGraphicFramePr/>
-                <a:graphic xmlns:a="http://schemas.openxmlformats.org/drawingml/2006/main">
-                  <a:graphicData uri="http://schemas.microsoft.com/office/word/2010/wordprocessingShape">
-                    <wps:wsp>
-                      <wps:cNvSpPr txBox="1"/>
-                      <wps:spPr>
-                        <a:xfrm>
-                          <a:off x="0" y="0"/>
-                          <a:ext cx="542290" cy="259715"/>
-                        </a:xfrm>
-                        <a:prstGeom prst="rect">
-                          <a:avLst/>
-                        </a:prstGeom>
-                        <a:noFill/>
-                        <a:ln w="6350">
-                          <a:noFill/>
-                        </a:ln>
-                      </wps:spPr>
-                      <wps:txbx>
-                        <w:txbxContent>
-                          <w:p>
-                            <w:pPr>
-                              <w:rPr>
-                                <w:color w:val="000000" w:themeColor="text1"/>
-                                <w:sz w:val="16"/>
-                                <w:szCs w:val="16"/>
-                              </w:rPr>
-                            </w:pPr>
-                            <w:r>
-                              <w:rPr>
-                                <w:sz w:val="16"/>
-                                <w:szCs w:val="16"/>
-                              </w:rPr>
-                              <w:t>27,34</w:t>
-                            </w:r>
-                          </w:p>
-                        </w:txbxContent>
-                      </wps:txbx>
-                      <wps:bodyPr rot="0" spcFirstLastPara="0" vertOverflow="overflow" horzOverflow="overflow" vert="horz" wrap="square" lIns="91440" tIns="45720" rIns="91440" bIns="45720" numCol="1" spcCol="0" rtlCol="0" fromWordArt="0" anchor="t" anchorCtr="0" forceAA="0" compatLnSpc="1">
-                        <a:prstTxWarp prst="textNoShape">
-                          <a:avLst/>
-                        </a:prstTxWarp>
-                        <a:noAutofit/>
-                      </wps:bodyPr>
-                    </wps:wsp>
-                  </a:graphicData>
-                </a:graphic>
-                <wp14:sizeRelH relativeFrom="margin">
-                  <wp14:pctWidth>0</wp14:pctWidth>
-                </wp14:sizeRelH>
-                <wp14:sizeRelV relativeFrom="margin">
-                  <wp14:pctHeight>0</wp14:pctHeight>
-                </wp14:sizeRelV>
-              </wp:anchor>
-            </w:drawing>
-          </mc:Choice>
-          <mc:Fallback>
-            <w:pict>
-              <v:shape w14:anchorId="4666A809" id="_x0000_s1135" type="#_x0000_t202" style="position:absolute;left:0;text-align:left;margin-left:306.35pt;margin-top:9.75pt;width:42.7pt;height:20.45pt;z-index:251724288;visibility:visible;mso-wrap-style:square;mso-width-percent:0;mso-height-percent:0;mso-wrap-distance-left:9pt;mso-wrap-distance-top:0;mso-wrap-distance-right:9pt;mso-wrap-distance-bottom:0;mso-position-horizontal:absolute;mso-position-horizontal-relative:text;mso-position-vertical:absolute;mso-position-vertical-relative:text;mso-width-percent:0;mso-height-percent:0;mso-width-relative:margin;mso-height-relative:margin;v-text-anchor:top" o:gfxdata="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" filled="f" stroked="f" strokeweight=".5pt">
-                <v:textbox>
-                  <w:txbxContent>
-                    <w:p>
-                      <w:pPr>
-                        <w:rPr>
-                          <w:color w:val="000000" w:themeColor="text1"/>
-                          <w:sz w:val="16"/>
-                          <w:szCs w:val="16"/>
-                        </w:rPr>
-                      </w:pPr>
-                      <w:r>
-                        <w:rPr>
-                          <w:sz w:val="16"/>
-                          <w:szCs w:val="16"/>
-                        </w:rPr>
-                        <w:t>27,34</w:t>
-                      </w:r>
-                    </w:p>
-                  </w:txbxContent>
-                </v:textbox>
-              </v:shape>
-            </w:pict>
-          </mc:Fallback>
-        </mc:AlternateContent>
-      </w:r>
-      <w:r>
-        <w:rPr>
-          <w:rFonts w:ascii="Times New Roman"/>
-          <w:noProof/>
           <w:position w:val="-3"/>
           <w:sz w:val="20"/>
         </w:rPr>
         <mc:AlternateContent>
           <mc:Choice Requires="wpg">
             <w:drawing>
-              <wp:inline distT="0" distB="0" distL="0" distR="0" wp14:anchorId="26D521F9" wp14:editId="598523D9">
+              <wp:inline distT="0" distB="0" distL="0" distR="0" wp14:anchorId="26D521F9" wp14:editId="221672F0">
                 <wp:extent cx="3498850" cy="142240"/>
                 <wp:effectExtent l="0" t="0" r="0" b="635"/>
                 <wp:docPr id="80" name="Group 80"/>
@@ -18710,7 +18808,7 @@
                                 <w:sz w:val="16"/>
                                 <w:szCs w:val="16"/>
                               </w:rPr>
-                              <w:t>116,48</w:t>
+                              <w:t>104,29</w:t>
                             </w:r>
                           </w:p>
                         </w:txbxContent>
@@ -18751,7 +18849,7 @@
                           <w:sz w:val="16"/>
                           <w:szCs w:val="16"/>
                         </w:rPr>
-                        <w:t>116,48</w:t>
+                        <w:t>104,29</w:t>
                       </w:r>
                     </w:p>
                   </w:txbxContent>
@@ -18778,15 +18876,15 @@
         <mc:AlternateContent>
           <mc:Choice Requires="wps">
             <w:drawing>
-              <wp:anchor distT="0" distB="0" distL="114300" distR="114300" simplePos="0" relativeHeight="251736576" behindDoc="0" locked="0" layoutInCell="1" allowOverlap="1" wp14:anchorId="6A8650B6" wp14:editId="63011912">
+              <wp:anchor distT="0" distB="0" distL="114300" distR="114300" simplePos="0" relativeHeight="251736576" behindDoc="0" locked="0" layoutInCell="1" allowOverlap="1" wp14:anchorId="6A8650B6" wp14:editId="47189DAF">
                 <wp:simplePos x="0" y="0"/>
                 <wp:positionH relativeFrom="column">
-                  <wp:posOffset>5034074</wp:posOffset>
+                  <wp:posOffset>5034160</wp:posOffset>
                 </wp:positionH>
                 <wp:positionV relativeFrom="paragraph">
-                  <wp:posOffset>67310</wp:posOffset>
+                  <wp:posOffset>69284</wp:posOffset>
                 </wp:positionV>
-                <wp:extent cx="542290" cy="259715"/>
+                <wp:extent cx="563374" cy="259715"/>
                 <wp:effectExtent l="0" t="0" r="0" b="6985"/>
                 <wp:wrapNone/>
                 <wp:docPr id="1812204381" name="Cuadro de texto 79"/>
@@ -18798,7 +18896,7 @@
                       <wps:spPr>
                         <a:xfrm>
                           <a:off x="0" y="0"/>
-                          <a:ext cx="542290" cy="259715"/>
+                          <a:ext cx="563374" cy="259715"/>
                         </a:xfrm>
                         <a:prstGeom prst="rect">
                           <a:avLst/>
@@ -18823,7 +18921,7 @@
                                 <w:sz w:val="16"/>
                                 <w:szCs w:val="16"/>
                               </w:rPr>
-                              <w:t>1250,66</w:t>
+                              <w:t>1.525,61</w:t>
                             </w:r>
                           </w:p>
                         </w:txbxContent>
@@ -18848,7 +18946,7 @@
           </mc:Choice>
           <mc:Fallback>
             <w:pict>
-              <v:shape w14:anchorId="6A8650B6" id="_x0000_s1141" type="#_x0000_t202" style="position:absolute;margin-left:396.4pt;margin-top:5.3pt;width:42.7pt;height:20.45pt;z-index:251736576;visibility:visible;mso-wrap-style:square;mso-width-percent:0;mso-height-percent:0;mso-wrap-distance-left:9pt;mso-wrap-distance-top:0;mso-wrap-distance-right:9pt;mso-wrap-distance-bottom:0;mso-position-horizontal:absolute;mso-position-horizontal-relative:text;mso-position-vertical:absolute;mso-position-vertical-relative:text;mso-width-percent:0;mso-height-percent:0;mso-width-relative:margin;mso-height-relative:margin;v-text-anchor:top" o:gfxdata="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" filled="f" stroked="f" strokeweight=".5pt">
+              <v:shape w14:anchorId="6A8650B6" id="_x0000_s1141" type="#_x0000_t202" style="position:absolute;margin-left:396.4pt;margin-top:5.45pt;width:44.35pt;height:20.45pt;z-index:251736576;visibility:visible;mso-wrap-style:square;mso-width-percent:0;mso-height-percent:0;mso-wrap-distance-left:9pt;mso-wrap-distance-top:0;mso-wrap-distance-right:9pt;mso-wrap-distance-bottom:0;mso-position-horizontal:absolute;mso-position-horizontal-relative:text;mso-position-vertical:absolute;mso-position-vertical-relative:text;mso-width-percent:0;mso-height-percent:0;mso-width-relative:margin;mso-height-relative:margin;v-text-anchor:top" o:gfxdata="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" filled="f" stroked="f" strokeweight=".5pt">
                 <v:textbox>
                   <w:txbxContent>
                     <w:p>
@@ -18864,7 +18962,7 @@
                           <w:sz w:val="16"/>
                           <w:szCs w:val="16"/>
                         </w:rPr>
-                        <w:t>1250,66</w:t>
+                        <w:t>1.525,61</w:t>
                       </w:r>
                     </w:p>
                   </w:txbxContent>
@@ -18947,15 +19045,15 @@
         <mc:AlternateContent>
           <mc:Choice Requires="wps">
             <w:drawing>
-              <wp:anchor distT="0" distB="0" distL="114300" distR="114300" simplePos="0" relativeHeight="251745792" behindDoc="0" locked="0" layoutInCell="1" allowOverlap="1" wp14:anchorId="0B50F602" wp14:editId="5131E32B">
+              <wp:anchor distT="0" distB="0" distL="114300" distR="114300" simplePos="0" relativeHeight="251745792" behindDoc="0" locked="0" layoutInCell="1" allowOverlap="1" wp14:anchorId="0B50F602" wp14:editId="401881CF">
                 <wp:simplePos x="0" y="0"/>
                 <wp:positionH relativeFrom="column">
-                  <wp:posOffset>2873231</wp:posOffset>
+                  <wp:posOffset>2871668</wp:posOffset>
                 </wp:positionH>
                 <wp:positionV relativeFrom="paragraph">
-                  <wp:posOffset>20470</wp:posOffset>
+                  <wp:posOffset>18966</wp:posOffset>
                 </wp:positionV>
-                <wp:extent cx="542290" cy="259715"/>
+                <wp:extent cx="606711" cy="259715"/>
                 <wp:effectExtent l="0" t="0" r="0" b="6985"/>
                 <wp:wrapNone/>
                 <wp:docPr id="209145823" name="Cuadro de texto 79"/>
@@ -18967,7 +19065,7 @@
                       <wps:spPr>
                         <a:xfrm>
                           <a:off x="0" y="0"/>
-                          <a:ext cx="542290" cy="259715"/>
+                          <a:ext cx="606711" cy="259715"/>
                         </a:xfrm>
                         <a:prstGeom prst="rect">
                           <a:avLst/>
@@ -18992,7 +19090,7 @@
                                 <w:sz w:val="16"/>
                                 <w:szCs w:val="16"/>
                               </w:rPr>
-                              <w:t>1093,71</w:t>
+                              <w:t>1.525,61</w:t>
                             </w:r>
                           </w:p>
                         </w:txbxContent>
@@ -19017,7 +19115,7 @@
           </mc:Choice>
           <mc:Fallback>
             <w:pict>
-              <v:shape w14:anchorId="0B50F602" id="_x0000_s1142" type="#_x0000_t202" style="position:absolute;margin-left:226.25pt;margin-top:1.6pt;width:42.7pt;height:20.45pt;z-index:251745792;visibility:visible;mso-wrap-style:square;mso-width-percent:0;mso-height-percent:0;mso-wrap-distance-left:9pt;mso-wrap-distance-top:0;mso-wrap-distance-right:9pt;mso-wrap-distance-bottom:0;mso-position-horizontal:absolute;mso-position-horizontal-relative:text;mso-position-vertical:absolute;mso-position-vertical-relative:text;mso-width-percent:0;mso-height-percent:0;mso-width-relative:margin;mso-height-relative:margin;v-text-anchor:top" o:gfxdata="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" filled="f" stroked="f" strokeweight=".5pt">
+              <v:shape w14:anchorId="0B50F602" id="_x0000_s1142" type="#_x0000_t202" style="position:absolute;margin-left:226.1pt;margin-top:1.5pt;width:47.75pt;height:20.45pt;z-index:251745792;visibility:visible;mso-wrap-style:square;mso-width-percent:0;mso-height-percent:0;mso-wrap-distance-left:9pt;mso-wrap-distance-top:0;mso-wrap-distance-right:9pt;mso-wrap-distance-bottom:0;mso-position-horizontal:absolute;mso-position-horizontal-relative:text;mso-position-vertical:absolute;mso-position-vertical-relative:text;mso-width-percent:0;mso-height-percent:0;mso-width-relative:margin;mso-height-relative:margin;v-text-anchor:top" o:gfxdata="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" filled="f" stroked="f" strokeweight=".5pt">
                 <v:textbox>
                   <w:txbxContent>
                     <w:p>
@@ -19033,7 +19131,7 @@
                           <w:sz w:val="16"/>
                           <w:szCs w:val="16"/>
                         </w:rPr>
-                        <w:t>1093,71</w:t>
+                        <w:t>1.525,61</w:t>
                       </w:r>
                     </w:p>
                   </w:txbxContent>
@@ -19105,8 +19203,17 @@
                                 <w:sz w:val="16"/>
                                 <w:szCs w:val="16"/>
                               </w:rPr>
-                              <w:t>273,43</w:t>
+                              <w:t>303,14</w:t>
                             </w:r>
+                          </w:p>
+                          <w:p>
+                            <w:pPr>
+                              <w:rPr>
+                                <w:color w:val="000000" w:themeColor="text1"/>
+                                <w:sz w:val="16"/>
+                                <w:szCs w:val="16"/>
+                              </w:rPr>
+                            </w:pPr>
                           </w:p>
                         </w:txbxContent>
                       </wps:txbx>
@@ -19146,8 +19253,17 @@
                           <w:sz w:val="16"/>
                           <w:szCs w:val="16"/>
                         </w:rPr>
-                        <w:t>273,43</w:t>
+                        <w:t>303,14</w:t>
                       </w:r>
+                    </w:p>
+                    <w:p>
+                      <w:pPr>
+                        <w:rPr>
+                          <w:color w:val="000000" w:themeColor="text1"/>
+                          <w:sz w:val="16"/>
+                          <w:szCs w:val="16"/>
+                        </w:rPr>
+                      </w:pPr>
                     </w:p>
                   </w:txbxContent>
                 </v:textbox>
@@ -19174,18 +19290,18 @@
         <mc:AlternateContent>
           <mc:Choice Requires="wps">
             <w:drawing>
-              <wp:anchor distT="0" distB="0" distL="114300" distR="114300" simplePos="0" relativeHeight="251860480" behindDoc="0" locked="0" layoutInCell="1" allowOverlap="1" wp14:anchorId="5A8E7662" wp14:editId="45243F31">
+              <wp:anchor distT="0" distB="0" distL="114300" distR="114300" simplePos="0" relativeHeight="251653120" behindDoc="0" locked="0" layoutInCell="1" allowOverlap="1" wp14:anchorId="2E10364A" wp14:editId="1BBE2080">
                 <wp:simplePos x="0" y="0"/>
                 <wp:positionH relativeFrom="column">
-                  <wp:posOffset>5571490</wp:posOffset>
+                  <wp:posOffset>3950747</wp:posOffset>
                 </wp:positionH>
                 <wp:positionV relativeFrom="paragraph">
-                  <wp:posOffset>177689</wp:posOffset>
+                  <wp:posOffset>8553</wp:posOffset>
                 </wp:positionV>
-                <wp:extent cx="542290" cy="259715"/>
+                <wp:extent cx="572042" cy="259715"/>
                 <wp:effectExtent l="0" t="0" r="0" b="6985"/>
                 <wp:wrapNone/>
-                <wp:docPr id="292808477" name="Cuadro de texto 79"/>
+                <wp:docPr id="141133253" name="Cuadro de texto 79"/>
                 <wp:cNvGraphicFramePr/>
                 <a:graphic xmlns:a="http://schemas.openxmlformats.org/drawingml/2006/main">
                   <a:graphicData uri="http://schemas.microsoft.com/office/word/2010/wordprocessingShape">
@@ -19194,7 +19310,7 @@
                       <wps:spPr>
                         <a:xfrm>
                           <a:off x="0" y="0"/>
-                          <a:ext cx="542290" cy="259715"/>
+                          <a:ext cx="572042" cy="259715"/>
                         </a:xfrm>
                         <a:prstGeom prst="rect">
                           <a:avLst/>
@@ -19216,11 +19332,10 @@
                             </w:pPr>
                             <w:r>
                               <w:rPr>
-                                <w:color w:val="000000" w:themeColor="text1"/>
                                 <w:sz w:val="16"/>
                                 <w:szCs w:val="16"/>
                               </w:rPr>
-                              <w:t>38,28</w:t>
+                              <w:t>1.828,75</w:t>
                             </w:r>
                           </w:p>
                         </w:txbxContent>
@@ -19245,7 +19360,7 @@
           </mc:Choice>
           <mc:Fallback>
             <w:pict>
-              <v:shape w14:anchorId="5A8E7662" id="_x0000_s1144" type="#_x0000_t202" style="position:absolute;margin-left:438.7pt;margin-top:14pt;width:42.7pt;height:20.45pt;z-index:251860480;visibility:visible;mso-wrap-style:square;mso-width-percent:0;mso-height-percent:0;mso-wrap-distance-left:9pt;mso-wrap-distance-top:0;mso-wrap-distance-right:9pt;mso-wrap-distance-bottom:0;mso-position-horizontal:absolute;mso-position-horizontal-relative:text;mso-position-vertical:absolute;mso-position-vertical-relative:text;mso-width-percent:0;mso-height-percent:0;mso-width-relative:margin;mso-height-relative:margin;v-text-anchor:top" o:gfxdata="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" filled="f" stroked="f" strokeweight=".5pt">
+              <v:shape w14:anchorId="2E10364A" id="_x0000_s1144" type="#_x0000_t202" style="position:absolute;margin-left:311.1pt;margin-top:.65pt;width:45.05pt;height:20.45pt;z-index:251653120;visibility:visible;mso-wrap-style:square;mso-width-percent:0;mso-height-percent:0;mso-wrap-distance-left:9pt;mso-wrap-distance-top:0;mso-wrap-distance-right:9pt;mso-wrap-distance-bottom:0;mso-position-horizontal:absolute;mso-position-horizontal-relative:text;mso-position-vertical:absolute;mso-position-vertical-relative:text;mso-width-percent:0;mso-height-percent:0;mso-width-relative:margin;mso-height-relative:margin;v-text-anchor:top" o:gfxdata="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" filled="f" stroked="f" strokeweight=".5pt">
                 <v:textbox>
                   <w:txbxContent>
                     <w:p>
@@ -19258,11 +19373,10 @@
                       </w:pPr>
                       <w:r>
                         <w:rPr>
-                          <w:color w:val="000000" w:themeColor="text1"/>
                           <w:sz w:val="16"/>
                           <w:szCs w:val="16"/>
                         </w:rPr>
-                        <w:t>38,28</w:t>
+                        <w:t>1.828,75</w:t>
                       </w:r>
                     </w:p>
                   </w:txbxContent>
@@ -19281,7 +19395,7 @@
         <mc:AlternateContent>
           <mc:Choice Requires="wps">
             <w:drawing>
-              <wp:anchor distT="0" distB="0" distL="114300" distR="114300" simplePos="0" relativeHeight="251851264" behindDoc="0" locked="0" layoutInCell="1" allowOverlap="1" wp14:anchorId="15D37D7A" wp14:editId="73F31AFA">
+              <wp:anchor distT="0" distB="0" distL="114300" distR="114300" simplePos="0" relativeHeight="251662336" behindDoc="0" locked="0" layoutInCell="1" allowOverlap="1" wp14:anchorId="15D37D7A" wp14:editId="1B2DAC69">
                 <wp:simplePos x="0" y="0"/>
                 <wp:positionH relativeFrom="column">
                   <wp:posOffset>5571490</wp:posOffset>
@@ -19327,7 +19441,7 @@
                                 <w:sz w:val="16"/>
                                 <w:szCs w:val="16"/>
                               </w:rPr>
-                              <w:t>330,57</w:t>
+                              <w:t>431,58</w:t>
                             </w:r>
                           </w:p>
                         </w:txbxContent>
@@ -19352,7 +19466,7 @@
           </mc:Choice>
           <mc:Fallback>
             <w:pict>
-              <v:shape w14:anchorId="15D37D7A" id="_x0000_s1145" type="#_x0000_t202" style="position:absolute;margin-left:438.7pt;margin-top:.8pt;width:42.7pt;height:20.45pt;z-index:251851264;visibility:visible;mso-wrap-style:square;mso-width-percent:0;mso-height-percent:0;mso-wrap-distance-left:9pt;mso-wrap-distance-top:0;mso-wrap-distance-right:9pt;mso-wrap-distance-bottom:0;mso-position-horizontal:absolute;mso-position-horizontal-relative:text;mso-position-vertical:absolute;mso-position-vertical-relative:text;mso-width-percent:0;mso-height-percent:0;mso-width-relative:margin;mso-height-relative:margin;v-text-anchor:top" o:gfxdata="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" filled="f" stroked="f" strokeweight=".5pt">
+              <v:shape w14:anchorId="15D37D7A" id="_x0000_s1145" type="#_x0000_t202" style="position:absolute;margin-left:438.7pt;margin-top:.8pt;width:42.7pt;height:20.45pt;z-index:251662336;visibility:visible;mso-wrap-style:square;mso-width-percent:0;mso-height-percent:0;mso-wrap-distance-left:9pt;mso-wrap-distance-top:0;mso-wrap-distance-right:9pt;mso-wrap-distance-bottom:0;mso-position-horizontal:absolute;mso-position-horizontal-relative:text;mso-position-vertical:absolute;mso-position-vertical-relative:text;mso-width-percent:0;mso-height-percent:0;mso-width-relative:margin;mso-height-relative:margin;v-text-anchor:top" o:gfxdata="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" filled="f" stroked="f" strokeweight=".5pt">
                 <v:textbox>
                   <w:txbxContent>
                     <w:p>
@@ -19369,7 +19483,7 @@
                           <w:sz w:val="16"/>
                           <w:szCs w:val="16"/>
                         </w:rPr>
-                        <w:t>330,57</w:t>
+                        <w:t>431,58</w:t>
                       </w:r>
                     </w:p>
                   </w:txbxContent>
@@ -19388,130 +19502,7 @@
         <mc:AlternateContent>
           <mc:Choice Requires="wps">
             <w:drawing>
-              <wp:anchor distT="0" distB="0" distL="114300" distR="114300" simplePos="0" relativeHeight="251819520" behindDoc="0" locked="0" layoutInCell="1" allowOverlap="1" wp14:anchorId="58308B3A" wp14:editId="3B2F1084">
-                <wp:simplePos x="0" y="0"/>
-                <wp:positionH relativeFrom="column">
-                  <wp:posOffset>4644477</wp:posOffset>
-                </wp:positionH>
-                <wp:positionV relativeFrom="paragraph">
-                  <wp:posOffset>173544</wp:posOffset>
-                </wp:positionV>
-                <wp:extent cx="542290" cy="259715"/>
-                <wp:effectExtent l="0" t="0" r="0" b="6985"/>
-                <wp:wrapNone/>
-                <wp:docPr id="1617466406" name="Cuadro de texto 79"/>
-                <wp:cNvGraphicFramePr/>
-                <a:graphic xmlns:a="http://schemas.openxmlformats.org/drawingml/2006/main">
-                  <a:graphicData uri="http://schemas.microsoft.com/office/word/2010/wordprocessingShape">
-                    <wps:wsp>
-                      <wps:cNvSpPr txBox="1"/>
-                      <wps:spPr>
-                        <a:xfrm>
-                          <a:off x="0" y="0"/>
-                          <a:ext cx="542290" cy="259715"/>
-                        </a:xfrm>
-                        <a:prstGeom prst="rect">
-                          <a:avLst/>
-                        </a:prstGeom>
-                        <a:noFill/>
-                        <a:ln w="6350">
-                          <a:noFill/>
-                        </a:ln>
-                      </wps:spPr>
-                      <wps:txbx>
-                        <w:txbxContent>
-                          <w:p>
-                            <w:pPr>
-                              <w:rPr>
-                                <w:color w:val="000000" w:themeColor="text1"/>
-                                <w:sz w:val="16"/>
-                                <w:szCs w:val="16"/>
-                              </w:rPr>
-                            </w:pPr>
-                            <w:r>
-                              <w:rPr>
-                                <w:color w:val="000000" w:themeColor="text1"/>
-                                <w:sz w:val="16"/>
-                                <w:szCs w:val="16"/>
-                              </w:rPr>
-                              <w:t>2,8</w:t>
-                            </w:r>
-                            <w:r>
-                              <w:rPr>
-                                <w:color w:val="000000" w:themeColor="text1"/>
-                                <w:sz w:val="16"/>
-                                <w:szCs w:val="16"/>
-                              </w:rPr>
-                              <w:t>%</w:t>
-                            </w:r>
-                          </w:p>
-                        </w:txbxContent>
-                      </wps:txbx>
-                      <wps:bodyPr rot="0" spcFirstLastPara="0" vertOverflow="overflow" horzOverflow="overflow" vert="horz" wrap="square" lIns="91440" tIns="45720" rIns="91440" bIns="45720" numCol="1" spcCol="0" rtlCol="0" fromWordArt="0" anchor="t" anchorCtr="0" forceAA="0" compatLnSpc="1">
-                        <a:prstTxWarp prst="textNoShape">
-                          <a:avLst/>
-                        </a:prstTxWarp>
-                        <a:noAutofit/>
-                      </wps:bodyPr>
-                    </wps:wsp>
-                  </a:graphicData>
-                </a:graphic>
-                <wp14:sizeRelH relativeFrom="margin">
-                  <wp14:pctWidth>0</wp14:pctWidth>
-                </wp14:sizeRelH>
-                <wp14:sizeRelV relativeFrom="margin">
-                  <wp14:pctHeight>0</wp14:pctHeight>
-                </wp14:sizeRelV>
-              </wp:anchor>
-            </w:drawing>
-          </mc:Choice>
-          <mc:Fallback>
-            <w:pict>
-              <v:shape w14:anchorId="58308B3A" id="_x0000_s1146" type="#_x0000_t202" style="position:absolute;margin-left:365.7pt;margin-top:13.65pt;width:42.7pt;height:20.45pt;z-index:251819520;visibility:visible;mso-wrap-style:square;mso-width-percent:0;mso-height-percent:0;mso-wrap-distance-left:9pt;mso-wrap-distance-top:0;mso-wrap-distance-right:9pt;mso-wrap-distance-bottom:0;mso-position-horizontal:absolute;mso-position-horizontal-relative:text;mso-position-vertical:absolute;mso-position-vertical-relative:text;mso-width-percent:0;mso-height-percent:0;mso-width-relative:margin;mso-height-relative:margin;v-text-anchor:top" o:gfxdata="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" filled="f" stroked="f" strokeweight=".5pt">
-                <v:textbox>
-                  <w:txbxContent>
-                    <w:p>
-                      <w:pPr>
-                        <w:rPr>
-                          <w:color w:val="000000" w:themeColor="text1"/>
-                          <w:sz w:val="16"/>
-                          <w:szCs w:val="16"/>
-                        </w:rPr>
-                      </w:pPr>
-                      <w:r>
-                        <w:rPr>
-                          <w:color w:val="000000" w:themeColor="text1"/>
-                          <w:sz w:val="16"/>
-                          <w:szCs w:val="16"/>
-                        </w:rPr>
-                        <w:t>2,8</w:t>
-                      </w:r>
-                      <w:r>
-                        <w:rPr>
-                          <w:color w:val="000000" w:themeColor="text1"/>
-                          <w:sz w:val="16"/>
-                          <w:szCs w:val="16"/>
-                        </w:rPr>
-                        <w:t>%</w:t>
-                      </w:r>
-                    </w:p>
-                  </w:txbxContent>
-                </v:textbox>
-              </v:shape>
-            </w:pict>
-          </mc:Fallback>
-        </mc:AlternateContent>
-      </w:r>
-      <w:r>
-        <w:rPr>
-          <w:rFonts w:ascii="Times New Roman"/>
-          <w:noProof/>
-          <w:sz w:val="20"/>
-        </w:rPr>
-        <mc:AlternateContent>
-          <mc:Choice Requires="wps">
-            <w:drawing>
-              <wp:anchor distT="0" distB="0" distL="114300" distR="114300" simplePos="0" relativeHeight="251804160" behindDoc="0" locked="0" layoutInCell="1" allowOverlap="1" wp14:anchorId="7CD99153" wp14:editId="55CF0DA0">
+              <wp:anchor distT="0" distB="0" distL="114300" distR="114300" simplePos="0" relativeHeight="251657216" behindDoc="0" locked="0" layoutInCell="1" allowOverlap="1" wp14:anchorId="7CD99153" wp14:editId="5F555D43">
                 <wp:simplePos x="0" y="0"/>
                 <wp:positionH relativeFrom="column">
                   <wp:posOffset>4645025</wp:posOffset>
@@ -19557,7 +19548,23 @@
                                 <w:sz w:val="16"/>
                                 <w:szCs w:val="16"/>
                               </w:rPr>
-                              <w:t>24,18%</w:t>
+                              <w:t>2</w:t>
+                            </w:r>
+                            <w:r>
+                              <w:rPr>
+                                <w:color w:val="000000" w:themeColor="text1"/>
+                                <w:sz w:val="16"/>
+                                <w:szCs w:val="16"/>
+                              </w:rPr>
+                              <w:t>3,6</w:t>
+                            </w:r>
+                            <w:r>
+                              <w:rPr>
+                                <w:color w:val="000000" w:themeColor="text1"/>
+                                <w:sz w:val="16"/>
+                                <w:szCs w:val="16"/>
+                              </w:rPr>
+                              <w:t>%</w:t>
                             </w:r>
                           </w:p>
                         </w:txbxContent>
@@ -19582,7 +19589,7 @@
           </mc:Choice>
           <mc:Fallback>
             <w:pict>
-              <v:shape w14:anchorId="7CD99153" id="_x0000_s1147" type="#_x0000_t202" style="position:absolute;margin-left:365.75pt;margin-top:.5pt;width:42.7pt;height:20.45pt;z-index:251804160;visibility:visible;mso-wrap-style:square;mso-width-percent:0;mso-height-percent:0;mso-wrap-distance-left:9pt;mso-wrap-distance-top:0;mso-wrap-distance-right:9pt;mso-wrap-distance-bottom:0;mso-position-horizontal:absolute;mso-position-horizontal-relative:text;mso-position-vertical:absolute;mso-position-vertical-relative:text;mso-width-percent:0;mso-height-percent:0;mso-width-relative:margin;mso-height-relative:margin;v-text-anchor:top" o:gfxdata="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" filled="f" stroked="f" strokeweight=".5pt">
+              <v:shape w14:anchorId="7CD99153" id="_x0000_s1146" type="#_x0000_t202" style="position:absolute;margin-left:365.75pt;margin-top:.5pt;width:42.7pt;height:20.45pt;z-index:251657216;visibility:visible;mso-wrap-style:square;mso-width-percent:0;mso-height-percent:0;mso-wrap-distance-left:9pt;mso-wrap-distance-top:0;mso-wrap-distance-right:9pt;mso-wrap-distance-bottom:0;mso-position-horizontal:absolute;mso-position-horizontal-relative:text;mso-position-vertical:absolute;mso-position-vertical-relative:text;mso-width-percent:0;mso-height-percent:0;mso-width-relative:margin;mso-height-relative:margin;v-text-anchor:top" o:gfxdata="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" filled="f" stroked="f" strokeweight=".5pt">
                 <v:textbox>
                   <w:txbxContent>
                     <w:p>
@@ -19599,112 +19606,23 @@
                           <w:sz w:val="16"/>
                           <w:szCs w:val="16"/>
                         </w:rPr>
-                        <w:t>24,18%</w:t>
+                        <w:t>2</w:t>
                       </w:r>
-                    </w:p>
-                  </w:txbxContent>
-                </v:textbox>
-              </v:shape>
-            </w:pict>
-          </mc:Fallback>
-        </mc:AlternateContent>
-      </w:r>
-      <w:r>
-        <w:rPr>
-          <w:rFonts w:ascii="Times New Roman"/>
-          <w:noProof/>
-          <w:sz w:val="20"/>
-        </w:rPr>
-        <mc:AlternateContent>
-          <mc:Choice Requires="wps">
-            <w:drawing>
-              <wp:anchor distT="0" distB="0" distL="114300" distR="114300" simplePos="0" relativeHeight="251772416" behindDoc="0" locked="0" layoutInCell="1" allowOverlap="1" wp14:anchorId="2E10364A" wp14:editId="06D1807D">
-                <wp:simplePos x="0" y="0"/>
-                <wp:positionH relativeFrom="column">
-                  <wp:posOffset>3951381</wp:posOffset>
-                </wp:positionH>
-                <wp:positionV relativeFrom="paragraph">
-                  <wp:posOffset>8743</wp:posOffset>
-                </wp:positionV>
-                <wp:extent cx="542290" cy="259715"/>
-                <wp:effectExtent l="0" t="0" r="0" b="6985"/>
-                <wp:wrapNone/>
-                <wp:docPr id="141133253" name="Cuadro de texto 79"/>
-                <wp:cNvGraphicFramePr/>
-                <a:graphic xmlns:a="http://schemas.openxmlformats.org/drawingml/2006/main">
-                  <a:graphicData uri="http://schemas.microsoft.com/office/word/2010/wordprocessingShape">
-                    <wps:wsp>
-                      <wps:cNvSpPr txBox="1"/>
-                      <wps:spPr>
-                        <a:xfrm>
-                          <a:off x="0" y="0"/>
-                          <a:ext cx="542290" cy="259715"/>
-                        </a:xfrm>
-                        <a:prstGeom prst="rect">
-                          <a:avLst/>
-                        </a:prstGeom>
-                        <a:noFill/>
-                        <a:ln w="6350">
-                          <a:noFill/>
-                        </a:ln>
-                      </wps:spPr>
-                      <wps:txbx>
-                        <w:txbxContent>
-                          <w:p>
-                            <w:pPr>
-                              <w:rPr>
-                                <w:color w:val="000000" w:themeColor="text1"/>
-                                <w:sz w:val="16"/>
-                                <w:szCs w:val="16"/>
-                              </w:rPr>
-                            </w:pPr>
-                            <w:r>
-                              <w:rPr>
-                                <w:sz w:val="16"/>
-                                <w:szCs w:val="16"/>
-                              </w:rPr>
-                              <w:t>1367,14</w:t>
-                            </w:r>
-                          </w:p>
-                        </w:txbxContent>
-                      </wps:txbx>
-                      <wps:bodyPr rot="0" spcFirstLastPara="0" vertOverflow="overflow" horzOverflow="overflow" vert="horz" wrap="square" lIns="91440" tIns="45720" rIns="91440" bIns="45720" numCol="1" spcCol="0" rtlCol="0" fromWordArt="0" anchor="t" anchorCtr="0" forceAA="0" compatLnSpc="1">
-                        <a:prstTxWarp prst="textNoShape">
-                          <a:avLst/>
-                        </a:prstTxWarp>
-                        <a:noAutofit/>
-                      </wps:bodyPr>
-                    </wps:wsp>
-                  </a:graphicData>
-                </a:graphic>
-                <wp14:sizeRelH relativeFrom="margin">
-                  <wp14:pctWidth>0</wp14:pctWidth>
-                </wp14:sizeRelH>
-                <wp14:sizeRelV relativeFrom="margin">
-                  <wp14:pctHeight>0</wp14:pctHeight>
-                </wp14:sizeRelV>
-              </wp:anchor>
-            </w:drawing>
-          </mc:Choice>
-          <mc:Fallback>
-            <w:pict>
-              <v:shape w14:anchorId="2E10364A" id="_x0000_s1148" type="#_x0000_t202" style="position:absolute;margin-left:311.15pt;margin-top:.7pt;width:42.7pt;height:20.45pt;z-index:251772416;visibility:visible;mso-wrap-style:square;mso-width-percent:0;mso-height-percent:0;mso-wrap-distance-left:9pt;mso-wrap-distance-top:0;mso-wrap-distance-right:9pt;mso-wrap-distance-bottom:0;mso-position-horizontal:absolute;mso-position-horizontal-relative:text;mso-position-vertical:absolute;mso-position-vertical-relative:text;mso-width-percent:0;mso-height-percent:0;mso-width-relative:margin;mso-height-relative:margin;v-text-anchor:top" o:gfxdata="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" filled="f" stroked="f" strokeweight=".5pt">
-                <v:textbox>
-                  <w:txbxContent>
-                    <w:p>
-                      <w:pPr>
+                      <w:r>
                         <w:rPr>
                           <w:color w:val="000000" w:themeColor="text1"/>
                           <w:sz w:val="16"/>
                           <w:szCs w:val="16"/>
                         </w:rPr>
-                      </w:pPr>
+                        <w:t>3,6</w:t>
+                      </w:r>
                       <w:r>
                         <w:rPr>
+                          <w:color w:val="000000" w:themeColor="text1"/>
                           <w:sz w:val="16"/>
                           <w:szCs w:val="16"/>
                         </w:rPr>
-                        <w:t>1367,14</w:t>
+                        <w:t>%</w:t>
                       </w:r>
                     </w:p>
                   </w:txbxContent>
@@ -19993,7 +19911,7 @@
                 </mc:Choice>
                 <mc:Fallback>
                   <w:pict>
-                    <v:shape w14:anchorId="6B03C8F9" id="_x0000_s1149" type="#_x0000_t202" style="position:absolute;left:0;text-align:left;margin-left:8.4pt;margin-top:9.7pt;width:42.7pt;height:20.45pt;z-index:251829760;visibility:visible;mso-wrap-style:square;mso-width-percent:0;mso-height-percent:0;mso-wrap-distance-left:9pt;mso-wrap-distance-top:0;mso-wrap-distance-right:9pt;mso-wrap-distance-bottom:0;mso-position-horizontal:absolute;mso-position-horizontal-relative:text;mso-position-vertical:absolute;mso-position-vertical-relative:text;mso-width-percent:0;mso-height-percent:0;mso-width-relative:margin;mso-height-relative:margin;v-text-anchor:top" o:gfxdata="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" filled="f" stroked="f" strokeweight=".5pt">
+                    <v:shape w14:anchorId="6B03C8F9" id="_x0000_s1147" type="#_x0000_t202" style="position:absolute;left:0;text-align:left;margin-left:8.4pt;margin-top:9.7pt;width:42.7pt;height:20.45pt;z-index:251829760;visibility:visible;mso-wrap-style:square;mso-width-percent:0;mso-height-percent:0;mso-wrap-distance-left:9pt;mso-wrap-distance-top:0;mso-wrap-distance-right:9pt;mso-wrap-distance-bottom:0;mso-position-horizontal:absolute;mso-position-horizontal-relative:text;mso-position-vertical:absolute;mso-position-vertical-relative:text;mso-width-percent:0;mso-height-percent:0;mso-width-relative:margin;mso-height-relative:margin;v-text-anchor:top" o:gfxdata="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" filled="f" stroked="f" strokeweight=".5pt">
                       <v:textbox>
                         <w:txbxContent>
                           <w:p>
@@ -20131,7 +20049,15 @@
                                       <w:sz w:val="16"/>
                                       <w:szCs w:val="16"/>
                                     </w:rPr>
-                                    <w:t>91,6</w:t>
+                                    <w:t>1</w:t>
+                                  </w:r>
+                                  <w:r>
+                                    <w:rPr>
+                                      <w:color w:val="000000" w:themeColor="text1"/>
+                                      <w:sz w:val="16"/>
+                                      <w:szCs w:val="16"/>
+                                    </w:rPr>
+                                    <w:t>22,52</w:t>
                                   </w:r>
                                 </w:p>
                               </w:txbxContent>
@@ -20156,7 +20082,7 @@
                 </mc:Choice>
                 <mc:Fallback>
                   <w:pict>
-                    <v:shape w14:anchorId="57A21FA0" id="_x0000_s1150" type="#_x0000_t202" style="position:absolute;margin-left:7.3pt;margin-top:8.7pt;width:42.7pt;height:20.45pt;z-index:251865600;visibility:visible;mso-wrap-style:square;mso-width-percent:0;mso-height-percent:0;mso-wrap-distance-left:9pt;mso-wrap-distance-top:0;mso-wrap-distance-right:9pt;mso-wrap-distance-bottom:0;mso-position-horizontal:absolute;mso-position-horizontal-relative:text;mso-position-vertical:absolute;mso-position-vertical-relative:text;mso-width-percent:0;mso-height-percent:0;mso-width-relative:margin;mso-height-relative:margin;v-text-anchor:top" o:gfxdata="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" filled="f" stroked="f" strokeweight=".5pt">
+                    <v:shape w14:anchorId="57A21FA0" id="_x0000_s1148" type="#_x0000_t202" style="position:absolute;margin-left:7.3pt;margin-top:8.7pt;width:42.7pt;height:20.45pt;z-index:251865600;visibility:visible;mso-wrap-style:square;mso-width-percent:0;mso-height-percent:0;mso-wrap-distance-left:9pt;mso-wrap-distance-top:0;mso-wrap-distance-right:9pt;mso-wrap-distance-bottom:0;mso-position-horizontal:absolute;mso-position-horizontal-relative:text;mso-position-vertical:absolute;mso-position-vertical-relative:text;mso-width-percent:0;mso-height-percent:0;mso-width-relative:margin;mso-height-relative:margin;v-text-anchor:top" o:gfxdata="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" filled="f" stroked="f" strokeweight=".5pt">
                       <v:textbox>
                         <w:txbxContent>
                           <w:p>
@@ -20173,7 +20099,15 @@
                                 <w:sz w:val="16"/>
                                 <w:szCs w:val="16"/>
                               </w:rPr>
-                              <w:t>91,6</w:t>
+                              <w:t>1</w:t>
+                            </w:r>
+                            <w:r>
+                              <w:rPr>
+                                <w:color w:val="000000" w:themeColor="text1"/>
+                                <w:sz w:val="16"/>
+                                <w:szCs w:val="16"/>
+                              </w:rPr>
+                              <w:t>22,52</w:t>
                             </w:r>
                           </w:p>
                         </w:txbxContent>
@@ -20344,15 +20278,15 @@
               <mc:AlternateContent>
                 <mc:Choice Requires="wps">
                   <w:drawing>
-                    <wp:anchor distT="0" distB="0" distL="114300" distR="114300" simplePos="0" relativeHeight="251784704" behindDoc="0" locked="0" layoutInCell="1" allowOverlap="1" wp14:anchorId="04FC0532" wp14:editId="7BDBD972">
+                    <wp:anchor distT="0" distB="0" distL="114300" distR="114300" simplePos="0" relativeHeight="251784704" behindDoc="0" locked="0" layoutInCell="1" allowOverlap="1" wp14:anchorId="04FC0532" wp14:editId="7F43F896">
                       <wp:simplePos x="0" y="0"/>
                       <wp:positionH relativeFrom="column">
-                        <wp:posOffset>26428</wp:posOffset>
+                        <wp:posOffset>27606</wp:posOffset>
                       </wp:positionH>
                       <wp:positionV relativeFrom="paragraph">
-                        <wp:posOffset>26428</wp:posOffset>
+                        <wp:posOffset>27741</wp:posOffset>
                       </wp:positionV>
-                      <wp:extent cx="542290" cy="259715"/>
+                      <wp:extent cx="567166" cy="259715"/>
                       <wp:effectExtent l="0" t="0" r="0" b="6985"/>
                       <wp:wrapNone/>
                       <wp:docPr id="804728131" name="Cuadro de texto 79"/>
@@ -20364,7 +20298,7 @@
                             <wps:spPr>
                               <a:xfrm>
                                 <a:off x="0" y="0"/>
-                                <a:ext cx="542290" cy="259715"/>
+                                <a:ext cx="567166" cy="259715"/>
                               </a:xfrm>
                               <a:prstGeom prst="rect">
                                 <a:avLst/>
@@ -20389,7 +20323,7 @@
                                       <w:sz w:val="16"/>
                                       <w:szCs w:val="16"/>
                                     </w:rPr>
-                                    <w:t>1367,14</w:t>
+                                    <w:t>1.828,75</w:t>
                                   </w:r>
                                 </w:p>
                               </w:txbxContent>
@@ -20414,7 +20348,7 @@
                 </mc:Choice>
                 <mc:Fallback>
                   <w:pict>
-                    <v:shape w14:anchorId="04FC0532" id="_x0000_s1151" type="#_x0000_t202" style="position:absolute;margin-left:2.1pt;margin-top:2.1pt;width:42.7pt;height:20.45pt;z-index:251784704;visibility:visible;mso-wrap-style:square;mso-width-percent:0;mso-height-percent:0;mso-wrap-distance-left:9pt;mso-wrap-distance-top:0;mso-wrap-distance-right:9pt;mso-wrap-distance-bottom:0;mso-position-horizontal:absolute;mso-position-horizontal-relative:text;mso-position-vertical:absolute;mso-position-vertical-relative:text;mso-width-percent:0;mso-height-percent:0;mso-width-relative:margin;mso-height-relative:margin;v-text-anchor:top" o:gfxdata="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" filled="f" stroked="f" strokeweight=".5pt">
+                    <v:shape w14:anchorId="04FC0532" id="_x0000_s1149" type="#_x0000_t202" style="position:absolute;margin-left:2.15pt;margin-top:2.2pt;width:44.65pt;height:20.45pt;z-index:251784704;visibility:visible;mso-wrap-style:square;mso-width-percent:0;mso-height-percent:0;mso-wrap-distance-left:9pt;mso-wrap-distance-top:0;mso-wrap-distance-right:9pt;mso-wrap-distance-bottom:0;mso-position-horizontal:absolute;mso-position-horizontal-relative:text;mso-position-vertical:absolute;mso-position-vertical-relative:text;mso-width-percent:0;mso-height-percent:0;mso-width-relative:margin;mso-height-relative:margin;v-text-anchor:top" o:gfxdata="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" filled="f" stroked="f" strokeweight=".5pt">
                       <v:textbox>
                         <w:txbxContent>
                           <w:p>
@@ -20430,7 +20364,7 @@
                                 <w:sz w:val="16"/>
                                 <w:szCs w:val="16"/>
                               </w:rPr>
-                              <w:t>1367,14</w:t>
+                              <w:t>1.828,75</w:t>
                             </w:r>
                           </w:p>
                         </w:txbxContent>
@@ -20513,15 +20447,7 @@
                                       <w:sz w:val="16"/>
                                       <w:szCs w:val="16"/>
                                     </w:rPr>
-                                    <w:t>0,60</w:t>
-                                  </w:r>
-                                  <w:r>
-                                    <w:rPr>
-                                      <w:color w:val="000000" w:themeColor="text1"/>
-                                      <w:sz w:val="16"/>
-                                      <w:szCs w:val="16"/>
-                                    </w:rPr>
-                                    <w:t>%</w:t>
+                                    <w:t>0,60%</w:t>
                                   </w:r>
                                 </w:p>
                               </w:txbxContent>
@@ -20546,7 +20472,7 @@
                 </mc:Choice>
                 <mc:Fallback>
                   <w:pict>
-                    <v:shape w14:anchorId="0CBD9BA2" id="_x0000_s1152" type="#_x0000_t202" style="position:absolute;left:0;text-align:left;margin-left:7.7pt;margin-top:6.3pt;width:42.7pt;height:20.45pt;z-index:251834880;visibility:visible;mso-wrap-style:square;mso-width-percent:0;mso-height-percent:0;mso-wrap-distance-left:9pt;mso-wrap-distance-top:0;mso-wrap-distance-right:9pt;mso-wrap-distance-bottom:0;mso-position-horizontal:absolute;mso-position-horizontal-relative:text;mso-position-vertical:absolute;mso-position-vertical-relative:text;mso-width-percent:0;mso-height-percent:0;mso-width-relative:margin;mso-height-relative:margin;v-text-anchor:top" o:gfxdata="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" filled="f" stroked="f" strokeweight=".5pt">
+                    <v:shape w14:anchorId="0CBD9BA2" id="_x0000_s1150" type="#_x0000_t202" style="position:absolute;left:0;text-align:left;margin-left:7.7pt;margin-top:6.3pt;width:42.7pt;height:20.45pt;z-index:251834880;visibility:visible;mso-wrap-style:square;mso-width-percent:0;mso-height-percent:0;mso-wrap-distance-left:9pt;mso-wrap-distance-top:0;mso-wrap-distance-right:9pt;mso-wrap-distance-bottom:0;mso-position-horizontal:absolute;mso-position-horizontal-relative:text;mso-position-vertical:absolute;mso-position-vertical-relative:text;mso-width-percent:0;mso-height-percent:0;mso-width-relative:margin;mso-height-relative:margin;v-text-anchor:top" o:gfxdata="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" filled="f" stroked="f" strokeweight=".5pt">
                       <v:textbox>
                         <w:txbxContent>
                           <w:p>
@@ -20563,15 +20489,7 @@
                                 <w:sz w:val="16"/>
                                 <w:szCs w:val="16"/>
                               </w:rPr>
-                              <w:t>0,60</w:t>
-                            </w:r>
-                            <w:r>
-                              <w:rPr>
-                                <w:color w:val="000000" w:themeColor="text1"/>
-                                <w:sz w:val="16"/>
-                                <w:szCs w:val="16"/>
-                              </w:rPr>
-                              <w:t>%</w:t>
+                              <w:t>0,60%</w:t>
                             </w:r>
                           </w:p>
                         </w:txbxContent>
@@ -20682,15 +20600,7 @@
                                       <w:sz w:val="16"/>
                                       <w:szCs w:val="16"/>
                                     </w:rPr>
-                                    <w:t>0,20</w:t>
-                                  </w:r>
-                                  <w:r>
-                                    <w:rPr>
-                                      <w:color w:val="000000" w:themeColor="text1"/>
-                                      <w:sz w:val="16"/>
-                                      <w:szCs w:val="16"/>
-                                    </w:rPr>
-                                    <w:t>%</w:t>
+                                    <w:t>0,20%</w:t>
                                   </w:r>
                                 </w:p>
                               </w:txbxContent>
@@ -20715,7 +20625,7 @@
                 </mc:Choice>
                 <mc:Fallback>
                   <w:pict>
-                    <v:shape w14:anchorId="79AE9252" id="_x0000_s1153" type="#_x0000_t202" style="position:absolute;left:0;text-align:left;margin-left:8.45pt;margin-top:4.95pt;width:42.7pt;height:20.45pt;z-index:251840000;visibility:visible;mso-wrap-style:square;mso-width-percent:0;mso-height-percent:0;mso-wrap-distance-left:9pt;mso-wrap-distance-top:0;mso-wrap-distance-right:9pt;mso-wrap-distance-bottom:0;mso-position-horizontal:absolute;mso-position-horizontal-relative:text;mso-position-vertical:absolute;mso-position-vertical-relative:text;mso-width-percent:0;mso-height-percent:0;mso-width-relative:margin;mso-height-relative:margin;v-text-anchor:top" o:gfxdata="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" filled="f" stroked="f" strokeweight=".5pt">
+                    <v:shape w14:anchorId="79AE9252" id="_x0000_s1151" type="#_x0000_t202" style="position:absolute;left:0;text-align:left;margin-left:8.45pt;margin-top:4.95pt;width:42.7pt;height:20.45pt;z-index:251840000;visibility:visible;mso-wrap-style:square;mso-width-percent:0;mso-height-percent:0;mso-wrap-distance-left:9pt;mso-wrap-distance-top:0;mso-wrap-distance-right:9pt;mso-wrap-distance-bottom:0;mso-position-horizontal:absolute;mso-position-horizontal-relative:text;mso-position-vertical:absolute;mso-position-vertical-relative:text;mso-width-percent:0;mso-height-percent:0;mso-width-relative:margin;mso-height-relative:margin;v-text-anchor:top" o:gfxdata="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" filled="f" stroked="f" strokeweight=".5pt">
                       <v:textbox>
                         <w:txbxContent>
                           <w:p>
@@ -20732,15 +20642,7 @@
                                 <w:sz w:val="16"/>
                                 <w:szCs w:val="16"/>
                               </w:rPr>
-                              <w:t>0,20</w:t>
-                            </w:r>
-                            <w:r>
-                              <w:rPr>
-                                <w:color w:val="000000" w:themeColor="text1"/>
-                                <w:sz w:val="16"/>
-                                <w:szCs w:val="16"/>
-                              </w:rPr>
-                              <w:t>%</w:t>
+                              <w:t>0,20%</w:t>
                             </w:r>
                           </w:p>
                         </w:txbxContent>
@@ -20861,7 +20763,7 @@
               <mc:AlternateContent>
                 <mc:Choice Requires="wps">
                   <w:drawing>
-                    <wp:anchor distT="0" distB="0" distL="114300" distR="114300" simplePos="0" relativeHeight="251870720" behindDoc="0" locked="0" layoutInCell="1" allowOverlap="1" wp14:anchorId="7A6A1CE5" wp14:editId="75A0524D">
+                    <wp:anchor distT="0" distB="0" distL="114300" distR="114300" simplePos="0" relativeHeight="251870720" behindDoc="0" locked="0" layoutInCell="1" allowOverlap="1" wp14:anchorId="7A6A1CE5" wp14:editId="0CCE5A59">
                       <wp:simplePos x="0" y="0"/>
                       <wp:positionH relativeFrom="column">
                         <wp:posOffset>92635</wp:posOffset>
@@ -20907,7 +20809,23 @@
                                       <w:sz w:val="16"/>
                                       <w:szCs w:val="16"/>
                                     </w:rPr>
-                                    <w:t>2,73</w:t>
+                                    <w:t>3,</w:t>
+                                  </w:r>
+                                  <w:r>
+                                    <w:rPr>
+                                      <w:color w:val="000000" w:themeColor="text1"/>
+                                      <w:sz w:val="16"/>
+                                      <w:szCs w:val="16"/>
+                                    </w:rPr>
+                                    <w:t>6</w:t>
+                                  </w:r>
+                                  <w:r>
+                                    <w:rPr>
+                                      <w:color w:val="000000" w:themeColor="text1"/>
+                                      <w:sz w:val="16"/>
+                                      <w:szCs w:val="16"/>
+                                    </w:rPr>
+                                    <w:t>5</w:t>
                                   </w:r>
                                 </w:p>
                               </w:txbxContent>
@@ -20932,7 +20850,7 @@
                 </mc:Choice>
                 <mc:Fallback>
                   <w:pict>
-                    <v:shape w14:anchorId="7A6A1CE5" id="_x0000_s1154" type="#_x0000_t202" style="position:absolute;margin-left:7.3pt;margin-top:14.5pt;width:42.7pt;height:20.45pt;z-index:251870720;visibility:visible;mso-wrap-style:square;mso-width-percent:0;mso-height-percent:0;mso-wrap-distance-left:9pt;mso-wrap-distance-top:0;mso-wrap-distance-right:9pt;mso-wrap-distance-bottom:0;mso-position-horizontal:absolute;mso-position-horizontal-relative:text;mso-position-vertical:absolute;mso-position-vertical-relative:text;mso-width-percent:0;mso-height-percent:0;mso-width-relative:margin;mso-height-relative:margin;v-text-anchor:top" o:gfxdata="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" filled="f" stroked="f" strokeweight=".5pt">
+                    <v:shape w14:anchorId="7A6A1CE5" id="_x0000_s1152" type="#_x0000_t202" style="position:absolute;margin-left:7.3pt;margin-top:14.5pt;width:42.7pt;height:20.45pt;z-index:251870720;visibility:visible;mso-wrap-style:square;mso-width-percent:0;mso-height-percent:0;mso-wrap-distance-left:9pt;mso-wrap-distance-top:0;mso-wrap-distance-right:9pt;mso-wrap-distance-bottom:0;mso-position-horizontal:absolute;mso-position-horizontal-relative:text;mso-position-vertical:absolute;mso-position-vertical-relative:text;mso-width-percent:0;mso-height-percent:0;mso-width-relative:margin;mso-height-relative:margin;v-text-anchor:top" o:gfxdata="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" filled="f" stroked="f" strokeweight=".5pt">
                       <v:textbox>
                         <w:txbxContent>
                           <w:p>
@@ -20949,7 +20867,23 @@
                                 <w:sz w:val="16"/>
                                 <w:szCs w:val="16"/>
                               </w:rPr>
-                              <w:t>2,73</w:t>
+                              <w:t>3,</w:t>
+                            </w:r>
+                            <w:r>
+                              <w:rPr>
+                                <w:color w:val="000000" w:themeColor="text1"/>
+                                <w:sz w:val="16"/>
+                                <w:szCs w:val="16"/>
+                              </w:rPr>
+                              <w:t>6</w:t>
+                            </w:r>
+                            <w:r>
+                              <w:rPr>
+                                <w:color w:val="000000" w:themeColor="text1"/>
+                                <w:sz w:val="16"/>
+                                <w:szCs w:val="16"/>
+                              </w:rPr>
+                              <w:t>5</w:t>
                             </w:r>
                           </w:p>
                         </w:txbxContent>
@@ -21014,7 +20948,7 @@
                                       <w:sz w:val="16"/>
                                       <w:szCs w:val="16"/>
                                     </w:rPr>
-                                    <w:t>8,20</w:t>
+                                    <w:t>10,97</w:t>
                                   </w:r>
                                 </w:p>
                               </w:txbxContent>
@@ -21039,7 +20973,7 @@
                 </mc:Choice>
                 <mc:Fallback>
                   <w:pict>
-                    <v:shape w14:anchorId="456141CC" id="_x0000_s1155" type="#_x0000_t202" style="position:absolute;margin-left:7.25pt;margin-top:4.9pt;width:42.7pt;height:20.45pt;z-index:251868672;visibility:visible;mso-wrap-style:square;mso-width-percent:0;mso-height-percent:0;mso-wrap-distance-left:9pt;mso-wrap-distance-top:0;mso-wrap-distance-right:9pt;mso-wrap-distance-bottom:0;mso-position-horizontal:absolute;mso-position-horizontal-relative:text;mso-position-vertical:absolute;mso-position-vertical-relative:text;mso-width-percent:0;mso-height-percent:0;mso-width-relative:margin;mso-height-relative:margin;v-text-anchor:top" o:gfxdata="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" filled="f" stroked="f" strokeweight=".5pt">
+                    <v:shape w14:anchorId="456141CC" id="_x0000_s1153" type="#_x0000_t202" style="position:absolute;margin-left:7.25pt;margin-top:4.9pt;width:42.7pt;height:20.45pt;z-index:251868672;visibility:visible;mso-wrap-style:square;mso-width-percent:0;mso-height-percent:0;mso-wrap-distance-left:9pt;mso-wrap-distance-top:0;mso-wrap-distance-right:9pt;mso-wrap-distance-bottom:0;mso-position-horizontal:absolute;mso-position-horizontal-relative:text;mso-position-vertical:absolute;mso-position-vertical-relative:text;mso-width-percent:0;mso-height-percent:0;mso-width-relative:margin;mso-height-relative:margin;v-text-anchor:top" o:gfxdata="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" filled="f" stroked="f" strokeweight=".5pt">
                       <v:textbox>
                         <w:txbxContent>
                           <w:p>
@@ -21056,7 +20990,7 @@
                                 <w:sz w:val="16"/>
                                 <w:szCs w:val="16"/>
                               </w:rPr>
-                              <w:t>8,20</w:t>
+                              <w:t>10,97</w:t>
                             </w:r>
                           </w:p>
                         </w:txbxContent>
@@ -21080,7 +21014,112 @@
         <mc:AlternateContent>
           <mc:Choice Requires="wps">
             <w:drawing>
-              <wp:anchor distT="0" distB="0" distL="114300" distR="114300" simplePos="0" relativeHeight="251871744" behindDoc="0" locked="0" layoutInCell="1" allowOverlap="1" wp14:anchorId="35FF92AE" wp14:editId="1F072E0B">
+              <wp:anchor distT="0" distB="0" distL="114300" distR="114300" simplePos="0" relativeHeight="251655168" behindDoc="0" locked="0" layoutInCell="1" allowOverlap="1" wp14:anchorId="3EB6A6BD" wp14:editId="3295B0D2">
+                <wp:simplePos x="0" y="0"/>
+                <wp:positionH relativeFrom="column">
+                  <wp:posOffset>3955080</wp:posOffset>
+                </wp:positionH>
+                <wp:positionV relativeFrom="paragraph">
+                  <wp:posOffset>453212</wp:posOffset>
+                </wp:positionV>
+                <wp:extent cx="597263" cy="259715"/>
+                <wp:effectExtent l="0" t="0" r="0" b="6985"/>
+                <wp:wrapNone/>
+                <wp:docPr id="180933355" name="Cuadro de texto 79"/>
+                <wp:cNvGraphicFramePr/>
+                <a:graphic xmlns:a="http://schemas.openxmlformats.org/drawingml/2006/main">
+                  <a:graphicData uri="http://schemas.microsoft.com/office/word/2010/wordprocessingShape">
+                    <wps:wsp>
+                      <wps:cNvSpPr txBox="1"/>
+                      <wps:spPr>
+                        <a:xfrm>
+                          <a:off x="0" y="0"/>
+                          <a:ext cx="597263" cy="259715"/>
+                        </a:xfrm>
+                        <a:prstGeom prst="rect">
+                          <a:avLst/>
+                        </a:prstGeom>
+                        <a:noFill/>
+                        <a:ln w="6350">
+                          <a:noFill/>
+                        </a:ln>
+                      </wps:spPr>
+                      <wps:txbx>
+                        <w:txbxContent>
+                          <w:p>
+                            <w:pPr>
+                              <w:rPr>
+                                <w:color w:val="000000" w:themeColor="text1"/>
+                                <w:sz w:val="16"/>
+                                <w:szCs w:val="16"/>
+                              </w:rPr>
+                            </w:pPr>
+                            <w:r>
+                              <w:rPr>
+                                <w:sz w:val="16"/>
+                                <w:szCs w:val="16"/>
+                              </w:rPr>
+                              <w:t>1.828,75</w:t>
+                            </w:r>
+                          </w:p>
+                        </w:txbxContent>
+                      </wps:txbx>
+                      <wps:bodyPr rot="0" spcFirstLastPara="0" vertOverflow="overflow" horzOverflow="overflow" vert="horz" wrap="square" lIns="91440" tIns="45720" rIns="91440" bIns="45720" numCol="1" spcCol="0" rtlCol="0" fromWordArt="0" anchor="t" anchorCtr="0" forceAA="0" compatLnSpc="1">
+                        <a:prstTxWarp prst="textNoShape">
+                          <a:avLst/>
+                        </a:prstTxWarp>
+                        <a:noAutofit/>
+                      </wps:bodyPr>
+                    </wps:wsp>
+                  </a:graphicData>
+                </a:graphic>
+                <wp14:sizeRelH relativeFrom="margin">
+                  <wp14:pctWidth>0</wp14:pctWidth>
+                </wp14:sizeRelH>
+                <wp14:sizeRelV relativeFrom="margin">
+                  <wp14:pctHeight>0</wp14:pctHeight>
+                </wp14:sizeRelV>
+              </wp:anchor>
+            </w:drawing>
+          </mc:Choice>
+          <mc:Fallback>
+            <w:pict>
+              <v:shape w14:anchorId="3EB6A6BD" id="_x0000_s1154" type="#_x0000_t202" style="position:absolute;margin-left:311.4pt;margin-top:35.7pt;width:47.05pt;height:20.45pt;z-index:251655168;visibility:visible;mso-wrap-style:square;mso-width-percent:0;mso-height-percent:0;mso-wrap-distance-left:9pt;mso-wrap-distance-top:0;mso-wrap-distance-right:9pt;mso-wrap-distance-bottom:0;mso-position-horizontal:absolute;mso-position-horizontal-relative:text;mso-position-vertical:absolute;mso-position-vertical-relative:text;mso-width-percent:0;mso-height-percent:0;mso-width-relative:margin;mso-height-relative:margin;v-text-anchor:top" o:gfxdata="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" filled="f" stroked="f" strokeweight=".5pt">
+                <v:textbox>
+                  <w:txbxContent>
+                    <w:p>
+                      <w:pPr>
+                        <w:rPr>
+                          <w:color w:val="000000" w:themeColor="text1"/>
+                          <w:sz w:val="16"/>
+                          <w:szCs w:val="16"/>
+                        </w:rPr>
+                      </w:pPr>
+                      <w:r>
+                        <w:rPr>
+                          <w:sz w:val="16"/>
+                          <w:szCs w:val="16"/>
+                        </w:rPr>
+                        <w:t>1.828,75</w:t>
+                      </w:r>
+                    </w:p>
+                  </w:txbxContent>
+                </v:textbox>
+              </v:shape>
+            </w:pict>
+          </mc:Fallback>
+        </mc:AlternateContent>
+      </w:r>
+      <w:r>
+        <w:rPr>
+          <w:rFonts w:ascii="Times New Roman"/>
+          <w:noProof/>
+          <w:sz w:val="20"/>
+        </w:rPr>
+        <mc:AlternateContent>
+          <mc:Choice Requires="wps">
+            <w:drawing>
+              <wp:anchor distT="0" distB="0" distL="114300" distR="114300" simplePos="0" relativeHeight="251667456" behindDoc="0" locked="0" layoutInCell="1" allowOverlap="1" wp14:anchorId="35FF92AE" wp14:editId="3CD7960C">
                 <wp:simplePos x="0" y="0"/>
                 <wp:positionH relativeFrom="column">
                   <wp:posOffset>5546243</wp:posOffset>
@@ -21125,7 +21164,14 @@
                                 <w:sz w:val="16"/>
                                 <w:szCs w:val="16"/>
                               </w:rPr>
-                              <w:t>471,39</w:t>
+                              <w:t>5</w:t>
+                            </w:r>
+                            <w:r>
+                              <w:rPr>
+                                <w:sz w:val="16"/>
+                                <w:szCs w:val="16"/>
+                              </w:rPr>
+                              <w:t>68,73</w:t>
                             </w:r>
                           </w:p>
                         </w:txbxContent>
@@ -21150,7 +21196,7 @@
           </mc:Choice>
           <mc:Fallback>
             <w:pict>
-              <v:shape w14:anchorId="35FF92AE" id="_x0000_s1156" type="#_x0000_t202" style="position:absolute;margin-left:436.7pt;margin-top:38.15pt;width:42.7pt;height:20.45pt;z-index:251871744;visibility:visible;mso-wrap-style:square;mso-width-percent:0;mso-height-percent:0;mso-wrap-distance-left:9pt;mso-wrap-distance-top:0;mso-wrap-distance-right:9pt;mso-wrap-distance-bottom:0;mso-position-horizontal:absolute;mso-position-horizontal-relative:text;mso-position-vertical:absolute;mso-position-vertical-relative:text;mso-width-percent:0;mso-height-percent:0;mso-width-relative:margin;mso-height-relative:margin;v-text-anchor:top" o:gfxdata="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" filled="f" stroked="f" strokeweight=".5pt">
+              <v:shape w14:anchorId="35FF92AE" id="_x0000_s1155" type="#_x0000_t202" style="position:absolute;margin-left:436.7pt;margin-top:38.15pt;width:42.7pt;height:20.45pt;z-index:251667456;visibility:visible;mso-wrap-style:square;mso-width-percent:0;mso-height-percent:0;mso-wrap-distance-left:9pt;mso-wrap-distance-top:0;mso-wrap-distance-right:9pt;mso-wrap-distance-bottom:0;mso-position-horizontal:absolute;mso-position-horizontal-relative:text;mso-position-vertical:absolute;mso-position-vertical-relative:text;mso-width-percent:0;mso-height-percent:0;mso-width-relative:margin;mso-height-relative:margin;v-text-anchor:top" o:gfxdata="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" filled="f" stroked="f" strokeweight=".5pt">
                 <v:textbox>
                   <w:txbxContent>
                     <w:p>
@@ -21166,112 +21212,14 @@
                           <w:sz w:val="16"/>
                           <w:szCs w:val="16"/>
                         </w:rPr>
-                        <w:t>471,39</w:t>
+                        <w:t>5</w:t>
                       </w:r>
-                    </w:p>
-                  </w:txbxContent>
-                </v:textbox>
-              </v:shape>
-            </w:pict>
-          </mc:Fallback>
-        </mc:AlternateContent>
-      </w:r>
-      <w:r>
-        <w:rPr>
-          <w:rFonts w:ascii="Times New Roman"/>
-          <w:noProof/>
-          <w:sz w:val="20"/>
-        </w:rPr>
-        <mc:AlternateContent>
-          <mc:Choice Requires="wps">
-            <w:drawing>
-              <wp:anchor distT="0" distB="0" distL="114300" distR="114300" simplePos="0" relativeHeight="251779584" behindDoc="0" locked="0" layoutInCell="1" allowOverlap="1" wp14:anchorId="3EB6A6BD" wp14:editId="5470311C">
-                <wp:simplePos x="0" y="0"/>
-                <wp:positionH relativeFrom="column">
-                  <wp:posOffset>3953903</wp:posOffset>
-                </wp:positionH>
-                <wp:positionV relativeFrom="paragraph">
-                  <wp:posOffset>453012</wp:posOffset>
-                </wp:positionV>
-                <wp:extent cx="542290" cy="259715"/>
-                <wp:effectExtent l="0" t="0" r="0" b="6985"/>
-                <wp:wrapNone/>
-                <wp:docPr id="180933355" name="Cuadro de texto 79"/>
-                <wp:cNvGraphicFramePr/>
-                <a:graphic xmlns:a="http://schemas.openxmlformats.org/drawingml/2006/main">
-                  <a:graphicData uri="http://schemas.microsoft.com/office/word/2010/wordprocessingShape">
-                    <wps:wsp>
-                      <wps:cNvSpPr txBox="1"/>
-                      <wps:spPr>
-                        <a:xfrm>
-                          <a:off x="0" y="0"/>
-                          <a:ext cx="542290" cy="259715"/>
-                        </a:xfrm>
-                        <a:prstGeom prst="rect">
-                          <a:avLst/>
-                        </a:prstGeom>
-                        <a:noFill/>
-                        <a:ln w="6350">
-                          <a:noFill/>
-                        </a:ln>
-                      </wps:spPr>
-                      <wps:txbx>
-                        <w:txbxContent>
-                          <w:p>
-                            <w:pPr>
-                              <w:rPr>
-                                <w:color w:val="000000" w:themeColor="text1"/>
-                                <w:sz w:val="16"/>
-                                <w:szCs w:val="16"/>
-                              </w:rPr>
-                            </w:pPr>
-                            <w:r>
-                              <w:rPr>
-                                <w:sz w:val="16"/>
-                                <w:szCs w:val="16"/>
-                              </w:rPr>
-                              <w:t>1367,14</w:t>
-                            </w:r>
-                          </w:p>
-                        </w:txbxContent>
-                      </wps:txbx>
-                      <wps:bodyPr rot="0" spcFirstLastPara="0" vertOverflow="overflow" horzOverflow="overflow" vert="horz" wrap="square" lIns="91440" tIns="45720" rIns="91440" bIns="45720" numCol="1" spcCol="0" rtlCol="0" fromWordArt="0" anchor="t" anchorCtr="0" forceAA="0" compatLnSpc="1">
-                        <a:prstTxWarp prst="textNoShape">
-                          <a:avLst/>
-                        </a:prstTxWarp>
-                        <a:noAutofit/>
-                      </wps:bodyPr>
-                    </wps:wsp>
-                  </a:graphicData>
-                </a:graphic>
-                <wp14:sizeRelH relativeFrom="margin">
-                  <wp14:pctWidth>0</wp14:pctWidth>
-                </wp14:sizeRelH>
-                <wp14:sizeRelV relativeFrom="margin">
-                  <wp14:pctHeight>0</wp14:pctHeight>
-                </wp14:sizeRelV>
-              </wp:anchor>
-            </w:drawing>
-          </mc:Choice>
-          <mc:Fallback>
-            <w:pict>
-              <v:shape w14:anchorId="3EB6A6BD" id="_x0000_s1157" type="#_x0000_t202" style="position:absolute;margin-left:311.35pt;margin-top:35.65pt;width:42.7pt;height:20.45pt;z-index:251779584;visibility:visible;mso-wrap-style:square;mso-width-percent:0;mso-height-percent:0;mso-wrap-distance-left:9pt;mso-wrap-distance-top:0;mso-wrap-distance-right:9pt;mso-wrap-distance-bottom:0;mso-position-horizontal:absolute;mso-position-horizontal-relative:text;mso-position-vertical:absolute;mso-position-vertical-relative:text;mso-width-percent:0;mso-height-percent:0;mso-width-relative:margin;mso-height-relative:margin;v-text-anchor:top" o:gfxdata="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" filled="f" stroked="f" strokeweight=".5pt">
-                <v:textbox>
-                  <w:txbxContent>
-                    <w:p>
-                      <w:pPr>
-                        <w:rPr>
-                          <w:color w:val="000000" w:themeColor="text1"/>
-                          <w:sz w:val="16"/>
-                          <w:szCs w:val="16"/>
-                        </w:rPr>
-                      </w:pPr>
                       <w:r>
                         <w:rPr>
                           <w:sz w:val="16"/>
                           <w:szCs w:val="16"/>
                         </w:rPr>
-                        <w:t>1367,14</w:t>
+                        <w:t>68,73</w:t>
                       </w:r>
                     </w:p>
                   </w:txbxContent>
@@ -21950,7 +21898,6 @@
   <w:style w:type="character" w:default="1" w:styleId="Fuentedeprrafopredeter">
     <w:name w:val="Default Paragraph Font"/>
     <w:uiPriority w:val="1"/>
-    <w:semiHidden/>
     <w:unhideWhenUsed/>
   </w:style>
   <w:style w:type="table" w:default="1" w:styleId="Tablanormal">
